--- a/pace-proj-for-interview.docx
+++ b/pace-proj-for-interview.docx
@@ -2,29 +2,89 @@
 <file path=word/document.xml><?xml version="1.0" encoding="utf-8"?>
 <w:document xmlns:wpc="http://schemas.microsoft.com/office/word/2010/wordprocessingCanvas" xmlns:cx="http://schemas.microsoft.com/office/drawing/2014/chartex" xmlns:cx1="http://schemas.microsoft.com/office/drawing/2015/9/8/chartex" xmlns:cx2="http://schemas.microsoft.com/office/drawing/2015/10/21/chartex" xmlns:cx3="http://schemas.microsoft.com/office/drawing/2016/5/9/chartex" xmlns:cx4="http://schemas.microsoft.com/office/drawing/2016/5/10/chartex" xmlns:cx5="http://schemas.microsoft.com/office/drawing/2016/5/11/chartex" xmlns:cx6="http://schemas.microsoft.com/office/drawing/2016/5/12/chartex" xmlns:cx7="http://schemas.microsoft.com/office/drawing/2016/5/13/chartex" xmlns:cx8="http://schemas.microsoft.com/office/drawing/2016/5/14/chartex" xmlns:mc="http://schemas.openxmlformats.org/markup-compatibility/2006" xmlns:aink="http://schemas.microsoft.com/office/drawing/2016/ink" xmlns:am3d="http://schemas.microsoft.com/office/drawing/2017/model3d" xmlns:o="urn:schemas-microsoft-com:office:office" xmlns:oel="http://schemas.microsoft.com/office/2019/extlst" xmlns:r="http://schemas.openxmlformats.org/officeDocument/2006/relationships" xmlns:m="http://schemas.openxmlformats.org/officeDocument/2006/math" xmlns:v="urn:schemas-microsoft-com:vml" xmlns:wp14="http://schemas.microsoft.com/office/word/2010/wordprocessingDrawing" xmlns:wp="http://schemas.openxmlformats.org/drawingml/2006/wordprocessingDrawing" xmlns:w10="urn:schemas-microsoft-com:office:word" xmlns:w="http://schemas.openxmlformats.org/wordprocessingml/2006/main" xmlns:w14="http://schemas.microsoft.com/office/word/2010/wordml" xmlns:w15="http://schemas.microsoft.com/office/word/2012/wordml" xmlns:w16cex="http://schemas.microsoft.com/office/word/2018/wordml/cex" xmlns:w16cid="http://schemas.microsoft.com/office/word/2016/wordml/cid" xmlns:w16="http://schemas.microsoft.com/office/word/2018/wordml" xmlns:w16sdtdh="http://schemas.microsoft.com/office/word/2020/wordml/sdtdatahash" xmlns:w16se="http://schemas.microsoft.com/office/word/2015/wordml/symex" xmlns:wpg="http://schemas.microsoft.com/office/word/2010/wordprocessingGroup" xmlns:wpi="http://schemas.microsoft.com/office/word/2010/wordprocessingInk" xmlns:wne="http://schemas.microsoft.com/office/word/2006/wordml" xmlns:wps="http://schemas.microsoft.com/office/word/2010/wordprocessingShape" mc:Ignorable="w14 w15 w16se w16cid w16 w16cex w16sdtdh wp14">
   <w:body>
+    <w:p>
+      <w:r>
+        <w:t>Simple project intro:</w:t>
+      </w:r>
+    </w:p>
+    <w:p>
+      <w:r>
+        <w:t xml:space="preserve">I am Mallikarjuna, an engineering graduate from </w:t>
+      </w:r>
+      <w:proofErr w:type="spellStart"/>
+      <w:r>
+        <w:t>Vel</w:t>
+      </w:r>
+      <w:proofErr w:type="spellEnd"/>
+      <w:r>
+        <w:t xml:space="preserve"> Tech University, Chennai. I graduated in 2021. Right after my graduation, I joined DXC as a fresher. In DXC, I have been part of three accounts: Microfocus, London Market, and HPE. In my last two accounts, I worked as a Java developer, gaining significant experience in backend development. My expertise is in Java, Spring Boot, Hibernate, and SQL, with decent knowledge of Angular and DevOps concepts. I am looking forward to working with you all. Thank you.</w:t>
+      </w:r>
+    </w:p>
+    <w:p>
+      <w:pPr>
+        <w:rPr>
+          <w:lang w:val="sv-SE"/>
+        </w:rPr>
+      </w:pPr>
+      <w:r>
+        <w:rPr>
+          <w:lang w:val="sv-SE"/>
+        </w:rPr>
+        <w:t xml:space="preserve">Intro : </w:t>
+      </w:r>
+    </w:p>
+    <w:p>
+      <w:r>
+        <w:t xml:space="preserve">I'm Mallikarjuna, an engineering graduate from </w:t>
+      </w:r>
+      <w:proofErr w:type="spellStart"/>
+      <w:r>
+        <w:t>Vel</w:t>
+      </w:r>
+      <w:proofErr w:type="spellEnd"/>
+      <w:r>
+        <w:t>-</w:t>
+      </w:r>
+      <w:r>
+        <w:t xml:space="preserve">Tech University, class of 2021. I started my career at DXC Technology as a fresher and now have 3.5 years of experience in the tech industry. At DXC, I’ve worked as a Java backend developer in two different projects, gaining strong experience in building web applications. My core skill is </w:t>
+      </w:r>
+      <w:r>
+        <w:t>coding in java, spring boot, hibernate and SQL</w:t>
+      </w:r>
+      <w:r>
+        <w:t xml:space="preserve"> and I’m currently focused on becoming proficient in </w:t>
+      </w:r>
+      <w:r>
+        <w:t>Full stack development.</w:t>
+      </w:r>
+    </w:p>
     <w:p/>
     <w:p>
       <w:r>
-        <w:t>Joined DXC in 2021 Aug. My recent project is PACE.</w:t>
-      </w:r>
-    </w:p>
-    <w:p>
-      <w:r>
-        <w:t>It is an HPE tool to calculate rebates for HPE partners based on their sales. Sales data is received from upstream system</w:t>
-      </w:r>
-      <w:r>
-        <w:t xml:space="preserve"> warehouse or inventory once the products are sold. </w:t>
-      </w:r>
-      <w:r>
-        <w:t>It is done by creating quarterly schemes for the partners by providing the rebate percentage and target which is optional.</w:t>
-      </w:r>
-      <w:r>
-        <w:t xml:space="preserve"> PACE recalculates the rebates on daily basis using schedulers as partner does </w:t>
+        <w:t>Over the years as a developer, I have gained strong expertise in understanding client requirements, designing, developing, testing, and deploying applications. I have also worked on creating functional and technical documentation and delivering demos to stakeholders to ensure their satisfaction. Due to my exceptional work, I was promoted from an entry-level role to a mid-level analyst, which brought greater responsibilities and opportunities for growth.</w:t>
       </w:r>
     </w:p>
     <w:p/>
     <w:p>
       <w:r>
+        <w:t>In my free time, I like to explore different functionalities of the application to understand its complete workflow. Since I aim to become a proficient full-stack developer, I focus on exploring Angular and AWS cloud services.</w:t>
+      </w:r>
+    </w:p>
+    <w:p>
+      <w:r>
+        <w:t>Lastly, I am grateful for giving me this opportunity.</w:t>
+      </w:r>
+    </w:p>
+    <w:p/>
+    <w:p/>
+    <w:p>
+      <w:r>
+        <w:t>Project :</w:t>
+      </w:r>
+    </w:p>
+    <w:p/>
+    <w:p>
+      <w:r>
         <w:t>PACE:</w:t>
       </w:r>
     </w:p>
@@ -38,9 +98,2595 @@
         <w:t>Scheme life cycle management, formula building, pay file generation.</w:t>
       </w:r>
     </w:p>
-    <w:p>
-      <w:r>
+    <w:p/>
+    <w:p>
+      <w:r>
+        <w:t xml:space="preserve">It is an HPE tool to calculate rebates for HPE partners based on their sales. Sales data is received from upstream system warehouse or inventory once the products are sold. It is done by creating quarterly schemes for the partners by providing the rebate percentage and target which is optional. PACE recalculates the rebates on daily basis using schedulers as partner does </w:t>
+      </w:r>
+    </w:p>
+    <w:p/>
+    <w:p/>
+    <w:p>
+      <w:r>
+        <w:t xml:space="preserve">My roles and responsibilities : </w:t>
+      </w:r>
+    </w:p>
+    <w:p>
+      <w:r>
+        <w:t xml:space="preserve">  </w:t>
+      </w:r>
+      <w:r>
+        <w:rPr>
+          <w:b/>
+          <w:bCs/>
+        </w:rPr>
+        <w:t>Understanding Requirements &amp; Development</w:t>
+      </w:r>
+    </w:p>
+    <w:p>
+      <w:pPr>
+        <w:numPr>
+          <w:ilvl w:val="0"/>
+          <w:numId w:val="3"/>
+        </w:numPr>
+      </w:pPr>
+      <w:r>
+        <w:t>Analyse</w:t>
+      </w:r>
+      <w:r>
+        <w:t xml:space="preserve"> client requirements and design, develop, test, and deploy applications accordingly.</w:t>
+      </w:r>
+    </w:p>
+    <w:p>
+      <w:r>
+        <w:t xml:space="preserve">  </w:t>
+      </w:r>
+      <w:r>
+        <w:rPr>
+          <w:b/>
+          <w:bCs/>
+        </w:rPr>
+        <w:t>Creating Functional Documentation</w:t>
+      </w:r>
+    </w:p>
+    <w:p>
+      <w:pPr>
+        <w:numPr>
+          <w:ilvl w:val="0"/>
+          <w:numId w:val="4"/>
+        </w:numPr>
+      </w:pPr>
+      <w:r>
+        <w:t>Document functionality-level workflows and get approval from stakeholders.</w:t>
+      </w:r>
+    </w:p>
+    <w:p>
+      <w:r>
+        <w:t xml:space="preserve">  </w:t>
+      </w:r>
+      <w:r>
+        <w:rPr>
+          <w:b/>
+          <w:bCs/>
+        </w:rPr>
+        <w:t>Creating Technical Documentation</w:t>
+      </w:r>
+    </w:p>
+    <w:p>
+      <w:pPr>
+        <w:numPr>
+          <w:ilvl w:val="0"/>
+          <w:numId w:val="5"/>
+        </w:numPr>
+      </w:pPr>
+      <w:r>
+        <w:t>Prepare technical documentation covering APIs, services, and any new database changes (tables/columns) required for the feature.</w:t>
+      </w:r>
+    </w:p>
+    <w:p>
+      <w:pPr>
+        <w:numPr>
+          <w:ilvl w:val="0"/>
+          <w:numId w:val="5"/>
+        </w:numPr>
+      </w:pPr>
+      <w:r>
+        <w:t>Get approval from the Tech Lead or Project Manager.</w:t>
+      </w:r>
+    </w:p>
+    <w:p>
+      <w:r>
+        <w:t xml:space="preserve">  </w:t>
+      </w:r>
+      <w:r>
+        <w:rPr>
+          <w:b/>
+          <w:bCs/>
+        </w:rPr>
+        <w:t>Providing Demos</w:t>
+      </w:r>
+    </w:p>
+    <w:p>
+      <w:pPr>
+        <w:numPr>
+          <w:ilvl w:val="0"/>
+          <w:numId w:val="6"/>
+        </w:numPr>
+      </w:pPr>
+      <w:r>
+        <w:t>Give demonstrations to stakeholders after completing the development to ensure alignment with requirements.</w:t>
+      </w:r>
+    </w:p>
+    <w:p>
+      <w:r>
+        <w:t xml:space="preserve">  </w:t>
+      </w:r>
+      <w:r>
+        <w:rPr>
+          <w:b/>
+          <w:bCs/>
+        </w:rPr>
+        <w:t>Fixing Bugs &amp; Defects</w:t>
+      </w:r>
+    </w:p>
+    <w:p>
+      <w:pPr>
+        <w:numPr>
+          <w:ilvl w:val="0"/>
+          <w:numId w:val="7"/>
+        </w:numPr>
+      </w:pPr>
+      <w:r>
+        <w:t>Address issues and defects during System Integration Testing (SIT) and User Acceptance Testing (UAT).</w:t>
+      </w:r>
+    </w:p>
+    <w:p>
+      <w:r>
+        <w:t xml:space="preserve">  </w:t>
+      </w:r>
+      <w:r>
+        <w:rPr>
+          <w:b/>
+          <w:bCs/>
+        </w:rPr>
+        <w:t>Collaborating with Other Developers</w:t>
+      </w:r>
+    </w:p>
+    <w:p>
+      <w:pPr>
+        <w:numPr>
+          <w:ilvl w:val="0"/>
+          <w:numId w:val="8"/>
+        </w:numPr>
+      </w:pPr>
+      <w:r>
+        <w:t>Check for existing reusable code before implementing new logic.</w:t>
+      </w:r>
+    </w:p>
+    <w:p>
+      <w:pPr>
+        <w:numPr>
+          <w:ilvl w:val="0"/>
+          <w:numId w:val="8"/>
+        </w:numPr>
+      </w:pPr>
+      <w:r>
+        <w:t>Work with teammates to resolve Git conflicts.</w:t>
+      </w:r>
+    </w:p>
+    <w:p>
+      <w:pPr>
+        <w:numPr>
+          <w:ilvl w:val="0"/>
+          <w:numId w:val="8"/>
+        </w:numPr>
+      </w:pPr>
+      <w:r>
+        <w:t>Collaborate on interconnected modules for smooth integration.</w:t>
+      </w:r>
+    </w:p>
+    <w:p>
+      <w:pPr>
+        <w:numPr>
+          <w:ilvl w:val="0"/>
+          <w:numId w:val="8"/>
+        </w:numPr>
+      </w:pPr>
+      <w:r>
+        <w:t>Conduct peer code reviews to ensure best practices.</w:t>
+      </w:r>
+    </w:p>
+    <w:p>
+      <w:pPr>
+        <w:numPr>
+          <w:ilvl w:val="0"/>
+          <w:numId w:val="8"/>
+        </w:numPr>
+      </w:pPr>
+      <w:r>
+        <w:t>Troubleshoot and resolve issues faster by working together.</w:t>
+      </w:r>
+    </w:p>
+    <w:p>
+      <w:r>
+        <w:t>OOP:</w:t>
+      </w:r>
+      <w:r>
+        <w:br/>
+      </w:r>
+      <w:r>
+        <w:br/>
+      </w:r>
+      <w:r>
+        <w:rPr>
+          <w:b/>
+          <w:bCs/>
+        </w:rPr>
+        <w:t>Abstraction</w:t>
+      </w:r>
+      <w:r>
+        <w:t xml:space="preserve"> :</w:t>
+      </w:r>
+      <w:r>
+        <w:t xml:space="preserve"> process of</w:t>
+      </w:r>
+      <w:r>
+        <w:t xml:space="preserve"> hiding complex implementation and exposing the relevant functionality of an object.</w:t>
+      </w:r>
+    </w:p>
+    <w:p>
+      <w:r>
+        <w:t>Achieved using 2 components :</w:t>
+      </w:r>
+    </w:p>
+    <w:p>
+      <w:pPr>
+        <w:pStyle w:val="ListParagraph"/>
+        <w:numPr>
+          <w:ilvl w:val="0"/>
+          <w:numId w:val="9"/>
+        </w:numPr>
+      </w:pPr>
+      <w:r>
+        <w:rPr>
+          <w:b/>
+          <w:bCs/>
+        </w:rPr>
+        <w:t>Interface</w:t>
+      </w:r>
+      <w:r>
+        <w:t xml:space="preserve"> : a contract between </w:t>
+      </w:r>
+      <w:r>
+        <w:t>unrelated</w:t>
+      </w:r>
+      <w:r>
+        <w:t xml:space="preserve"> classes.</w:t>
+      </w:r>
+      <w:r>
+        <w:br/>
+        <w:t xml:space="preserve">in my project we have </w:t>
+      </w:r>
+      <w:proofErr w:type="spellStart"/>
+      <w:r>
+        <w:t>EmailService</w:t>
+      </w:r>
+      <w:proofErr w:type="spellEnd"/>
+      <w:r>
+        <w:t xml:space="preserve"> interface which is implemented by required classes to provide </w:t>
+      </w:r>
+      <w:r>
+        <w:t>their</w:t>
+      </w:r>
+      <w:r>
+        <w:t xml:space="preserve"> specific need of email service such as successful scheme, partner group and product group  creation mail and calculation status email,</w:t>
+      </w:r>
+      <w:r>
+        <w:br/>
+      </w:r>
+    </w:p>
+    <w:p>
+      <w:pPr>
+        <w:pStyle w:val="ListParagraph"/>
+        <w:numPr>
+          <w:ilvl w:val="0"/>
+          <w:numId w:val="9"/>
+        </w:numPr>
+        <w:rPr>
+          <w:b/>
+          <w:bCs/>
+        </w:rPr>
+      </w:pPr>
+      <w:r>
+        <w:rPr>
+          <w:b/>
+          <w:bCs/>
+        </w:rPr>
+        <w:t>Abstract</w:t>
+      </w:r>
+      <w:r>
+        <w:t xml:space="preserve"> :    </w:t>
+      </w:r>
+      <w:r>
+        <w:t>I</w:t>
+      </w:r>
+      <w:r>
+        <w:t>t is a contract between related classes</w:t>
+      </w:r>
+      <w:r>
+        <w:t xml:space="preserve"> in a hierarchy</w:t>
+      </w:r>
+      <w:r>
+        <w:t xml:space="preserve">. </w:t>
+      </w:r>
+      <w:r>
+        <w:br/>
+      </w:r>
+      <w:r>
+        <w:t xml:space="preserve">In </w:t>
+      </w:r>
+      <w:r>
+        <w:t>my</w:t>
+      </w:r>
+      <w:r>
+        <w:t xml:space="preserve"> project we have GL and NON-GL scheme</w:t>
+      </w:r>
+      <w:r>
+        <w:t xml:space="preserve">s, where an </w:t>
+      </w:r>
+      <w:proofErr w:type="spellStart"/>
+      <w:r>
+        <w:t>AbstractSchemeService</w:t>
+      </w:r>
+      <w:proofErr w:type="spellEnd"/>
+      <w:r>
+        <w:t xml:space="preserve"> is </w:t>
+      </w:r>
+      <w:r>
+        <w:lastRenderedPageBreak/>
+        <w:t xml:space="preserve">created to have common properties and methods required for both </w:t>
+      </w:r>
+      <w:proofErr w:type="spellStart"/>
+      <w:r>
+        <w:t>GLSchemeService</w:t>
+      </w:r>
+      <w:proofErr w:type="spellEnd"/>
+      <w:r>
+        <w:t xml:space="preserve"> and </w:t>
+      </w:r>
+      <w:proofErr w:type="spellStart"/>
+      <w:r>
+        <w:t>NonGLSchemeService</w:t>
+      </w:r>
+      <w:proofErr w:type="spellEnd"/>
+      <w:r>
+        <w:t xml:space="preserve"> classes. All the common properties and methods are defined in this abstract class and specific implementations are given in respective classes.</w:t>
+      </w:r>
+      <w:r>
+        <w:br/>
+      </w:r>
+      <w:proofErr w:type="spellStart"/>
+      <w:r>
+        <w:rPr>
+          <w:b/>
+          <w:bCs/>
+        </w:rPr>
+        <w:t>deleteScheme</w:t>
+      </w:r>
+      <w:proofErr w:type="spellEnd"/>
+      <w:r>
+        <w:rPr>
+          <w:b/>
+          <w:bCs/>
+        </w:rPr>
+        <w:t xml:space="preserve">(Long id) and </w:t>
+      </w:r>
+      <w:proofErr w:type="spellStart"/>
+      <w:r>
+        <w:rPr>
+          <w:b/>
+          <w:bCs/>
+        </w:rPr>
+        <w:t>retrieveScheme</w:t>
+      </w:r>
+      <w:proofErr w:type="spellEnd"/>
+      <w:r>
+        <w:rPr>
+          <w:b/>
+          <w:bCs/>
+        </w:rPr>
+        <w:t>(Long id)  – common for both the schemes</w:t>
+      </w:r>
+      <w:r>
+        <w:rPr>
+          <w:b/>
+          <w:bCs/>
+        </w:rPr>
+        <w:t xml:space="preserve"> so concrete </w:t>
+      </w:r>
+      <w:proofErr w:type="spellStart"/>
+      <w:r>
+        <w:rPr>
+          <w:b/>
+          <w:bCs/>
+        </w:rPr>
+        <w:t>impl</w:t>
+      </w:r>
+      <w:proofErr w:type="spellEnd"/>
+      <w:r>
+        <w:rPr>
+          <w:b/>
+          <w:bCs/>
+        </w:rPr>
+        <w:t xml:space="preserve"> is provided in abstract method</w:t>
+      </w:r>
+      <w:r>
+        <w:rPr>
+          <w:b/>
+          <w:bCs/>
+        </w:rPr>
+        <w:t>.</w:t>
+      </w:r>
+      <w:r>
+        <w:rPr>
+          <w:b/>
+          <w:bCs/>
+        </w:rPr>
+        <w:br/>
+        <w:t>create and update are different as it involves different number of fields and process</w:t>
+      </w:r>
+      <w:r>
+        <w:rPr>
+          <w:b/>
+          <w:bCs/>
+        </w:rPr>
+        <w:t xml:space="preserve"> concrete </w:t>
+      </w:r>
+      <w:proofErr w:type="spellStart"/>
+      <w:r>
+        <w:rPr>
+          <w:b/>
+          <w:bCs/>
+        </w:rPr>
+        <w:t>impl</w:t>
+      </w:r>
+      <w:proofErr w:type="spellEnd"/>
+      <w:r>
+        <w:rPr>
+          <w:b/>
+          <w:bCs/>
+        </w:rPr>
+        <w:t xml:space="preserve"> is provided in specific classes</w:t>
+      </w:r>
+      <w:r>
+        <w:rPr>
+          <w:b/>
+          <w:bCs/>
+        </w:rPr>
+        <w:t>.</w:t>
+      </w:r>
+    </w:p>
+    <w:p>
+      <w:r>
+        <w:rPr>
+          <w:b/>
+          <w:bCs/>
+        </w:rPr>
+        <w:t>Encapsulation</w:t>
+      </w:r>
+      <w:r>
+        <w:t xml:space="preserve"> : </w:t>
+      </w:r>
+      <w:r>
+        <w:t xml:space="preserve">process of </w:t>
+      </w:r>
+      <w:r>
+        <w:t>binding the data members and methods into a class</w:t>
+      </w:r>
+      <w:r>
+        <w:t xml:space="preserve"> and providing controlled access methods such as setters and getters. This is achieved by access modifiers. So we can restrict access to sensitive data such as password,</w:t>
+      </w:r>
+    </w:p>
+    <w:p>
+      <w:r>
+        <w:rPr>
+          <w:b/>
+          <w:bCs/>
+        </w:rPr>
+        <w:t>Polymorphism</w:t>
+      </w:r>
+      <w:r>
+        <w:t xml:space="preserve"> : doing an action in different ways. In java we can achieve it in 2 ways</w:t>
+      </w:r>
+    </w:p>
+    <w:p>
+      <w:pPr>
+        <w:pStyle w:val="ListParagraph"/>
+        <w:numPr>
+          <w:ilvl w:val="1"/>
+          <w:numId w:val="7"/>
+        </w:numPr>
+      </w:pPr>
+      <w:r>
+        <w:rPr>
+          <w:b/>
+          <w:bCs/>
+        </w:rPr>
+        <w:t>Compile time polymorphism or overloading</w:t>
+      </w:r>
+      <w:r>
+        <w:t xml:space="preserve">. Here we declare multiple methods with same name but different parameters or diff orders of parameters. </w:t>
+      </w:r>
+      <w:r>
+        <w:br/>
+        <w:t xml:space="preserve">in my project we have declared overloaded methods to fetch GL and </w:t>
+      </w:r>
+      <w:r>
+        <w:t>NON-GL</w:t>
+      </w:r>
+      <w:r>
+        <w:t xml:space="preserve"> schemes records with an extra flag parameter.</w:t>
+      </w:r>
+    </w:p>
+    <w:p>
+      <w:pPr>
+        <w:pStyle w:val="ListParagraph"/>
+        <w:numPr>
+          <w:ilvl w:val="1"/>
+          <w:numId w:val="7"/>
+        </w:numPr>
+      </w:pPr>
+      <w:r>
+        <w:rPr>
+          <w:b/>
+          <w:bCs/>
+        </w:rPr>
+        <w:t>Run time polymorphism or overriding</w:t>
+      </w:r>
+      <w:r>
+        <w:t xml:space="preserve"> : This is achieved using inheritance either by extending or implementing where method signature should be same.</w:t>
+      </w:r>
+      <w:r>
+        <w:br/>
+        <w:t xml:space="preserve">In my project we have used </w:t>
+      </w:r>
+      <w:r>
+        <w:t xml:space="preserve">it for GL and </w:t>
+      </w:r>
+      <w:r>
+        <w:t>NON-GL</w:t>
+      </w:r>
+      <w:r>
+        <w:t xml:space="preserve"> services methods to process them.</w:t>
+      </w:r>
+    </w:p>
+    <w:p>
+      <w:r>
+        <w:rPr>
+          <w:b/>
+          <w:bCs/>
+        </w:rPr>
+        <w:t>Inheritance :</w:t>
+      </w:r>
+      <w:r>
+        <w:rPr>
+          <w:b/>
+          <w:bCs/>
+        </w:rPr>
         <w:t xml:space="preserve"> </w:t>
+      </w:r>
+      <w:r>
+        <w:rPr>
+          <w:b/>
+          <w:bCs/>
+        </w:rPr>
+        <w:t xml:space="preserve">a class </w:t>
+      </w:r>
+      <w:r>
+        <w:t>acquiring properties of other class, like IS-A relationship between objects. In which derived class can access base class properties.</w:t>
+      </w:r>
+      <w:r>
+        <w:t xml:space="preserve"> </w:t>
+      </w:r>
+      <w:r>
+        <w:br/>
+      </w:r>
+      <w:proofErr w:type="spellStart"/>
+      <w:r>
+        <w:t>AbstractSchemeService</w:t>
+      </w:r>
+      <w:proofErr w:type="spellEnd"/>
+      <w:r>
+        <w:t xml:space="preserve"> class which has some concrete </w:t>
+      </w:r>
+      <w:proofErr w:type="spellStart"/>
+      <w:r>
+        <w:t>impl</w:t>
+      </w:r>
+      <w:proofErr w:type="spellEnd"/>
+      <w:r>
+        <w:t xml:space="preserve"> and properties which can be inherited by </w:t>
+      </w:r>
+      <w:proofErr w:type="spellStart"/>
+      <w:r>
+        <w:t>GLSchemeService</w:t>
+      </w:r>
+      <w:proofErr w:type="spellEnd"/>
+      <w:r>
+        <w:t xml:space="preserve"> and </w:t>
+      </w:r>
+      <w:proofErr w:type="spellStart"/>
+      <w:r>
+        <w:t>NonGLSchemeService</w:t>
+      </w:r>
+      <w:proofErr w:type="spellEnd"/>
+      <w:r>
+        <w:t>.</w:t>
+      </w:r>
+      <w:r>
+        <w:br/>
+      </w:r>
+      <w:r>
+        <w:br/>
+      </w:r>
+      <w:r>
+        <w:rPr>
+          <w:b/>
+          <w:bCs/>
+        </w:rPr>
+        <w:t>Resume point :</w:t>
+      </w:r>
+      <w:r>
+        <w:t xml:space="preserve"> </w:t>
+      </w:r>
+    </w:p>
+    <w:p>
+      <w:r>
+        <w:rPr>
+          <w:b/>
+          <w:bCs/>
+        </w:rPr>
+        <w:t>Designed &amp; managed</w:t>
+      </w:r>
+      <w:r>
+        <w:t xml:space="preserve"> configurable bonus/rebate schemes, </w:t>
+      </w:r>
+      <w:r>
+        <w:rPr>
+          <w:b/>
+          <w:bCs/>
+        </w:rPr>
+        <w:t>reducing manual adjustments by 60%</w:t>
+      </w:r>
+      <w:r>
+        <w:t xml:space="preserve">, leading to </w:t>
+      </w:r>
+      <w:r>
+        <w:rPr>
+          <w:b/>
+          <w:bCs/>
+        </w:rPr>
+        <w:t>more accurate financial calculations</w:t>
+      </w:r>
+      <w:r>
+        <w:t>.</w:t>
+      </w:r>
+    </w:p>
+    <w:p>
+      <w:pPr>
+        <w:rPr>
+          <w:b/>
+          <w:bCs/>
+        </w:rPr>
+      </w:pPr>
+      <w:r>
+        <w:rPr>
+          <w:b/>
+          <w:bCs/>
+        </w:rPr>
+        <w:t>STAR Method Breakdown</w:t>
+      </w:r>
+    </w:p>
+    <w:p>
+      <w:pPr>
+        <w:rPr>
+          <w:b/>
+          <w:bCs/>
+        </w:rPr>
+      </w:pPr>
+      <w:r>
+        <w:rPr>
+          <w:b/>
+          <w:bCs/>
+        </w:rPr>
+        <w:t>Situation (S) – The Context</w:t>
+      </w:r>
+    </w:p>
+    <w:p>
+      <w:r>
+        <w:t>Previously, once a rebate scheme’s duration ended, the financial approver had to manually validate and approve the scheme before sending it for payment. If adjustments were needed, they had to hold the scheme, download reports, manually modify rebate values, and then send the updated information to the payment team. This manual process was time-consuming leading to delays and increased workload.</w:t>
+      </w:r>
+    </w:p>
+    <w:p>
+      <w:pPr>
+        <w:rPr>
+          <w:b/>
+          <w:bCs/>
+        </w:rPr>
+      </w:pPr>
+      <w:r>
+        <w:rPr>
+          <w:b/>
+          <w:bCs/>
+        </w:rPr>
+        <w:t>Task (T) – Your Responsibility</w:t>
+      </w:r>
+    </w:p>
+    <w:p>
+      <w:r>
+        <w:t>I was tasked with automating the rebate adjustment process, ensuring that financial approvers could make modifications directly in the system without requiring manual intervention.</w:t>
+      </w:r>
+    </w:p>
+    <w:p>
+      <w:pPr>
+        <w:rPr>
+          <w:b/>
+          <w:bCs/>
+        </w:rPr>
+      </w:pPr>
+      <w:r>
+        <w:rPr>
+          <w:b/>
+          <w:bCs/>
+        </w:rPr>
+        <w:t>Action (A) – What You Did</w:t>
+      </w:r>
+    </w:p>
+    <w:p>
+      <w:r>
+        <w:rPr>
+          <w:rFonts w:ascii="Segoe UI Symbol" w:hAnsi="Segoe UI Symbol" w:cs="Segoe UI Symbol"/>
+        </w:rPr>
+        <w:lastRenderedPageBreak/>
+        <w:t>✔</w:t>
+      </w:r>
+      <w:r>
+        <w:t xml:space="preserve"> Designed &amp; implemented a rebate adjustment functionality that allows financial approvers to modify rebates at the time of approval, integrating seamlessly with the existing system.</w:t>
+      </w:r>
+      <w:r>
+        <w:br/>
+      </w:r>
+      <w:r>
+        <w:rPr>
+          <w:rFonts w:ascii="Segoe UI Symbol" w:hAnsi="Segoe UI Symbol" w:cs="Segoe UI Symbol"/>
+        </w:rPr>
+        <w:t>✔</w:t>
+      </w:r>
+      <w:r>
+        <w:t xml:space="preserve"> Developed, unit tested, and validated the feature</w:t>
+      </w:r>
+      <w:r>
+        <w:t>.</w:t>
+      </w:r>
+    </w:p>
+    <w:p>
+      <w:pPr>
+        <w:rPr>
+          <w:b/>
+          <w:bCs/>
+        </w:rPr>
+      </w:pPr>
+      <w:r>
+        <w:rPr>
+          <w:b/>
+          <w:bCs/>
+        </w:rPr>
+        <w:t>Result (R) – The Impact</w:t>
+      </w:r>
+    </w:p>
+    <w:p>
+      <w:pPr>
+        <w:rPr>
+          <w:b/>
+          <w:bCs/>
+        </w:rPr>
+      </w:pPr>
+      <w:r>
+        <w:rPr>
+          <w:b/>
+          <w:bCs/>
+        </w:rPr>
+        <w:t xml:space="preserve">Manual efforts are reduced by 60 % from (downloading, adjusting, sending to payment team, approving and changing the status manually) to just adjusting and approving the rebate. This ensured that </w:t>
+      </w:r>
+      <w:r>
+        <w:rPr>
+          <w:b/>
+          <w:bCs/>
+        </w:rPr>
+        <w:t>there</w:t>
+      </w:r>
+      <w:r>
+        <w:rPr>
+          <w:b/>
+          <w:bCs/>
+        </w:rPr>
+        <w:t xml:space="preserve"> </w:t>
+      </w:r>
+      <w:r>
+        <w:rPr>
+          <w:b/>
+          <w:bCs/>
+        </w:rPr>
+        <w:t>won’t</w:t>
+      </w:r>
+      <w:r>
+        <w:rPr>
+          <w:b/>
+          <w:bCs/>
+        </w:rPr>
+        <w:t xml:space="preserve"> be any delay for payment for partner for adjusted schemes.</w:t>
+      </w:r>
+    </w:p>
+    <w:p>
+      <w:pPr>
+        <w:rPr>
+          <w:b/>
+          <w:bCs/>
+        </w:rPr>
+      </w:pPr>
+      <w:r>
+        <w:rPr>
+          <w:b/>
+          <w:bCs/>
+        </w:rPr>
+        <w:t>-----------------------------------------------------------------------------------------------------------------------</w:t>
+      </w:r>
+    </w:p>
+    <w:p>
+      <w:r>
+        <w:t>Resume point :</w:t>
+      </w:r>
+    </w:p>
+    <w:p>
+      <w:pPr>
+        <w:rPr>
+          <w:b/>
+          <w:bCs/>
+        </w:rPr>
+      </w:pPr>
+      <w:r>
+        <w:rPr>
+          <w:b/>
+          <w:bCs/>
+        </w:rPr>
+        <w:t>Automated data loading using Quartz Scheduler Job, reducing manual data entry by 80%, minimizing errors, and ensuring real-time updates.</w:t>
+      </w:r>
+    </w:p>
+    <w:p>
+      <w:pPr>
+        <w:rPr>
+          <w:b/>
+          <w:bCs/>
+        </w:rPr>
+      </w:pPr>
+    </w:p>
+    <w:p>
+      <w:pPr>
+        <w:rPr>
+          <w:b/>
+          <w:bCs/>
+        </w:rPr>
+      </w:pPr>
+      <w:r>
+        <w:rPr>
+          <w:b/>
+          <w:bCs/>
+        </w:rPr>
+        <w:t>Situation (S) – The Problem</w:t>
+      </w:r>
+    </w:p>
+    <w:p>
+      <w:pPr>
+        <w:rPr>
+          <w:b/>
+          <w:bCs/>
+        </w:rPr>
+      </w:pPr>
+      <w:r>
+        <w:rPr>
+          <w:b/>
+          <w:bCs/>
+        </w:rPr>
+        <w:t>Previously, the business team manually processed and loaded data source files received via FTP from upstream systems. This involved:</w:t>
+      </w:r>
+    </w:p>
+    <w:p>
+      <w:pPr>
+        <w:numPr>
+          <w:ilvl w:val="0"/>
+          <w:numId w:val="10"/>
+        </w:numPr>
+        <w:rPr>
+          <w:b/>
+          <w:bCs/>
+        </w:rPr>
+      </w:pPr>
+      <w:r>
+        <w:rPr>
+          <w:b/>
+          <w:bCs/>
+        </w:rPr>
+        <w:t>Downloading files from FTP.</w:t>
+      </w:r>
+    </w:p>
+    <w:p>
+      <w:pPr>
+        <w:numPr>
+          <w:ilvl w:val="0"/>
+          <w:numId w:val="10"/>
+        </w:numPr>
+        <w:rPr>
+          <w:b/>
+          <w:bCs/>
+        </w:rPr>
+      </w:pPr>
+      <w:r>
+        <w:rPr>
+          <w:b/>
+          <w:bCs/>
+        </w:rPr>
+        <w:t>Validating and formatting data.</w:t>
+      </w:r>
+    </w:p>
+    <w:p>
+      <w:pPr>
+        <w:numPr>
+          <w:ilvl w:val="0"/>
+          <w:numId w:val="10"/>
+        </w:numPr>
+        <w:rPr>
+          <w:b/>
+          <w:bCs/>
+        </w:rPr>
+      </w:pPr>
+      <w:r>
+        <w:rPr>
+          <w:b/>
+          <w:bCs/>
+        </w:rPr>
+        <w:t>Manually importing files into the database.</w:t>
+      </w:r>
+    </w:p>
+    <w:p>
+      <w:pPr>
+        <w:rPr>
+          <w:b/>
+          <w:bCs/>
+        </w:rPr>
+      </w:pPr>
+      <w:r>
+        <w:rPr>
+          <w:b/>
+          <w:bCs/>
+        </w:rPr>
+        <w:t xml:space="preserve">This manual process </w:t>
+      </w:r>
+      <w:r>
+        <w:rPr>
+          <w:b/>
+          <w:bCs/>
+        </w:rPr>
+        <w:t>must be done on daily basis as we get new sales data everyday which was slow, and data loading is missed then there will be inconsistency in sales and rebate values which becomes a concern for partners.</w:t>
+      </w:r>
+    </w:p>
+    <w:p>
+      <w:pPr>
+        <w:rPr>
+          <w:b/>
+          <w:bCs/>
+        </w:rPr>
+      </w:pPr>
+      <w:r>
+        <w:rPr>
+          <w:b/>
+          <w:bCs/>
+        </w:rPr>
+        <w:t>Task (T) – Your Responsibility</w:t>
+      </w:r>
+    </w:p>
+    <w:p>
+      <w:pPr>
+        <w:rPr>
+          <w:b/>
+          <w:bCs/>
+        </w:rPr>
+      </w:pPr>
+      <w:r>
+        <w:rPr>
+          <w:b/>
+          <w:bCs/>
+        </w:rPr>
+        <w:t>I was responsible for automating the data ingestion process to:</w:t>
+      </w:r>
+      <w:r>
+        <w:rPr>
+          <w:b/>
+          <w:bCs/>
+        </w:rPr>
+        <w:br/>
+      </w:r>
+      <w:r>
+        <w:rPr>
+          <w:rFonts w:ascii="Segoe UI Emoji" w:hAnsi="Segoe UI Emoji" w:cs="Segoe UI Emoji"/>
+          <w:b/>
+          <w:bCs/>
+        </w:rPr>
+        <w:t>✅</w:t>
+      </w:r>
+      <w:r>
+        <w:rPr>
+          <w:b/>
+          <w:bCs/>
+        </w:rPr>
+        <w:t xml:space="preserve"> Eliminate manual efforts of the business team.</w:t>
+      </w:r>
+      <w:r>
+        <w:rPr>
+          <w:b/>
+          <w:bCs/>
+        </w:rPr>
+        <w:br/>
+      </w:r>
+      <w:r>
+        <w:rPr>
+          <w:rFonts w:ascii="Segoe UI Emoji" w:hAnsi="Segoe UI Emoji" w:cs="Segoe UI Emoji"/>
+          <w:b/>
+          <w:bCs/>
+        </w:rPr>
+        <w:t>✅</w:t>
+      </w:r>
+      <w:r>
+        <w:rPr>
+          <w:b/>
+          <w:bCs/>
+        </w:rPr>
+        <w:t xml:space="preserve"> Ensure real-time updates without delays.</w:t>
+      </w:r>
+      <w:r>
+        <w:rPr>
+          <w:b/>
+          <w:bCs/>
+        </w:rPr>
+        <w:br/>
+      </w:r>
+      <w:r>
+        <w:rPr>
+          <w:rFonts w:ascii="Segoe UI Emoji" w:hAnsi="Segoe UI Emoji" w:cs="Segoe UI Emoji"/>
+          <w:b/>
+          <w:bCs/>
+        </w:rPr>
+        <w:t>✅</w:t>
+      </w:r>
+      <w:r>
+        <w:rPr>
+          <w:b/>
+          <w:bCs/>
+        </w:rPr>
+        <w:t xml:space="preserve"> Reduce human errors caused by manual file handling.</w:t>
+      </w:r>
+    </w:p>
+    <w:p>
+      <w:pPr>
+        <w:rPr>
+          <w:b/>
+          <w:bCs/>
+        </w:rPr>
+      </w:pPr>
+    </w:p>
+    <w:p>
+      <w:pPr>
+        <w:rPr>
+          <w:b/>
+          <w:bCs/>
+        </w:rPr>
+      </w:pPr>
+      <w:r>
+        <w:rPr>
+          <w:b/>
+          <w:bCs/>
+        </w:rPr>
+        <w:t>Action (A) – What You Did</w:t>
+      </w:r>
+    </w:p>
+    <w:p>
+      <w:pPr>
+        <w:rPr>
+          <w:b/>
+          <w:bCs/>
+        </w:rPr>
+      </w:pPr>
+      <w:r>
+        <w:rPr>
+          <w:rFonts w:ascii="Segoe UI Symbol" w:hAnsi="Segoe UI Symbol" w:cs="Segoe UI Symbol"/>
+          <w:b/>
+          <w:bCs/>
+        </w:rPr>
+        <w:t>✔</w:t>
+      </w:r>
+      <w:r>
+        <w:rPr>
+          <w:b/>
+          <w:bCs/>
+        </w:rPr>
+        <w:t xml:space="preserve"> Designed &amp; implemented Quartz Scheduler Jobs to automate file downloads from FTP and trigger data </w:t>
+      </w:r>
+      <w:r>
+        <w:rPr>
+          <w:b/>
+          <w:bCs/>
+        </w:rPr>
+        <w:t>loading</w:t>
+      </w:r>
+      <w:r>
+        <w:rPr>
+          <w:b/>
+          <w:bCs/>
+        </w:rPr>
+        <w:t xml:space="preserve"> workflows.</w:t>
+      </w:r>
+      <w:r>
+        <w:rPr>
+          <w:b/>
+          <w:bCs/>
+        </w:rPr>
+        <w:br/>
+      </w:r>
+      <w:r>
+        <w:rPr>
+          <w:rFonts w:ascii="Segoe UI Symbol" w:hAnsi="Segoe UI Symbol" w:cs="Segoe UI Symbol"/>
+          <w:b/>
+          <w:bCs/>
+        </w:rPr>
+        <w:t>✔</w:t>
+      </w:r>
+      <w:r>
+        <w:rPr>
+          <w:b/>
+          <w:bCs/>
+        </w:rPr>
+        <w:t xml:space="preserve"> Developed a job scheduling system that automatically:</w:t>
+      </w:r>
+    </w:p>
+    <w:p>
+      <w:pPr>
+        <w:numPr>
+          <w:ilvl w:val="0"/>
+          <w:numId w:val="11"/>
+        </w:numPr>
+        <w:rPr>
+          <w:b/>
+          <w:bCs/>
+        </w:rPr>
+      </w:pPr>
+      <w:r>
+        <w:rPr>
+          <w:b/>
+          <w:bCs/>
+        </w:rPr>
+        <w:t>Monitors FTP for new files.</w:t>
+      </w:r>
+    </w:p>
+    <w:p>
+      <w:pPr>
+        <w:numPr>
+          <w:ilvl w:val="0"/>
+          <w:numId w:val="11"/>
+        </w:numPr>
+        <w:rPr>
+          <w:b/>
+          <w:bCs/>
+        </w:rPr>
+      </w:pPr>
+      <w:r>
+        <w:rPr>
+          <w:b/>
+          <w:bCs/>
+        </w:rPr>
+        <w:t>Downloads &amp; validates data source files.</w:t>
+      </w:r>
+    </w:p>
+    <w:p>
+      <w:pPr>
+        <w:numPr>
+          <w:ilvl w:val="0"/>
+          <w:numId w:val="11"/>
+        </w:numPr>
+        <w:rPr>
+          <w:b/>
+          <w:bCs/>
+        </w:rPr>
+      </w:pPr>
+      <w:r>
+        <w:rPr>
+          <w:b/>
+          <w:bCs/>
+        </w:rPr>
+        <w:t>Loads them into the database.</w:t>
+      </w:r>
+    </w:p>
+    <w:p>
+      <w:pPr>
+        <w:rPr>
+          <w:b/>
+          <w:bCs/>
+        </w:rPr>
+      </w:pPr>
+      <w:r>
+        <w:rPr>
+          <w:b/>
+          <w:bCs/>
+        </w:rPr>
+        <w:lastRenderedPageBreak/>
+        <w:t>Result (R) – The Impact</w:t>
+      </w:r>
+    </w:p>
+    <w:p>
+      <w:pPr>
+        <w:rPr>
+          <w:b/>
+          <w:bCs/>
+        </w:rPr>
+      </w:pPr>
+      <w:r>
+        <w:rPr>
+          <w:rFonts w:ascii="Segoe UI Emoji" w:hAnsi="Segoe UI Emoji" w:cs="Segoe UI Emoji"/>
+          <w:b/>
+          <w:bCs/>
+        </w:rPr>
+        <w:t>✅</w:t>
+      </w:r>
+      <w:r>
+        <w:rPr>
+          <w:b/>
+          <w:bCs/>
+        </w:rPr>
+        <w:t xml:space="preserve"> Reduced manual data entry effort by 80%, freeing up the business team for other critical tasks.</w:t>
+      </w:r>
+    </w:p>
+    <w:p>
+      <w:pPr>
+        <w:rPr>
+          <w:b/>
+          <w:bCs/>
+        </w:rPr>
+      </w:pPr>
+      <w:r>
+        <w:rPr>
+          <w:rFonts w:ascii="Segoe UI Emoji" w:hAnsi="Segoe UI Emoji" w:cs="Segoe UI Emoji"/>
+          <w:b/>
+          <w:bCs/>
+        </w:rPr>
+        <w:t>✅</w:t>
+      </w:r>
+      <w:r>
+        <w:rPr>
+          <w:b/>
+          <w:bCs/>
+        </w:rPr>
+        <w:t xml:space="preserve"> Minimized human errors, ensuring higher data accuracy and consistency.</w:t>
+      </w:r>
+    </w:p>
+    <w:p>
+      <w:pPr>
+        <w:rPr>
+          <w:b/>
+          <w:bCs/>
+        </w:rPr>
+      </w:pPr>
+      <w:r>
+        <w:rPr>
+          <w:rFonts w:ascii="Segoe UI Emoji" w:hAnsi="Segoe UI Emoji" w:cs="Segoe UI Emoji"/>
+          <w:b/>
+          <w:bCs/>
+        </w:rPr>
+        <w:t>✅</w:t>
+      </w:r>
+      <w:r>
+        <w:rPr>
+          <w:b/>
+          <w:bCs/>
+        </w:rPr>
+        <w:t xml:space="preserve"> Enabled real-time data ingestion, leading to faster processing and decision-making.</w:t>
+      </w:r>
+    </w:p>
+    <w:p>
+      <w:pPr>
+        <w:rPr>
+          <w:b/>
+          <w:bCs/>
+        </w:rPr>
+      </w:pPr>
+    </w:p>
+    <w:p>
+      <w:pPr>
+        <w:rPr>
+          <w:b/>
+          <w:bCs/>
+        </w:rPr>
+      </w:pPr>
+      <w:r>
+        <w:rPr>
+          <w:b/>
+          <w:bCs/>
+        </w:rPr>
+        <w:t>***</w:t>
+      </w:r>
+      <w:r>
+        <w:rPr>
+          <w:b/>
+          <w:bCs/>
+        </w:rPr>
+        <w:t>we automated 4 out of 5 major tasks (downloading, validating, formatting, and importing), this resulted in an 80% reduction in manual effort."</w:t>
+      </w:r>
+    </w:p>
+    <w:p>
+      <w:pPr>
+        <w:rPr>
+          <w:b/>
+          <w:bCs/>
+        </w:rPr>
+      </w:pPr>
+      <w:r>
+        <w:rPr>
+          <w:b/>
+          <w:bCs/>
+        </w:rPr>
+        <w:t>-----------------------------------------------------------------------------------------------------------------------</w:t>
+      </w:r>
+    </w:p>
+    <w:p>
+      <w:pPr>
+        <w:rPr>
+          <w:b/>
+          <w:bCs/>
+        </w:rPr>
+      </w:pPr>
+      <w:r>
+        <w:rPr>
+          <w:b/>
+          <w:bCs/>
+        </w:rPr>
+        <w:t>Resume Point:</w:t>
+      </w:r>
+    </w:p>
+    <w:p>
+      <w:r>
+        <w:rPr>
+          <w:b/>
+          <w:bCs/>
+        </w:rPr>
+        <w:t>Optimized API performance, achieving a 66% improvement in response time, enhancing system scalability and user experience.</w:t>
+      </w:r>
+    </w:p>
+    <w:p/>
+    <w:p>
+      <w:pPr>
+        <w:rPr>
+          <w:b/>
+          <w:bCs/>
+        </w:rPr>
+      </w:pPr>
+      <w:r>
+        <w:rPr>
+          <w:b/>
+          <w:bCs/>
+        </w:rPr>
+        <w:t>Situation (S) – The Problem</w:t>
+      </w:r>
+    </w:p>
+    <w:p>
+      <w:r>
+        <w:t xml:space="preserve">The system had a </w:t>
+      </w:r>
+      <w:r>
+        <w:rPr>
+          <w:b/>
+          <w:bCs/>
+        </w:rPr>
+        <w:t>fetching functionality</w:t>
+      </w:r>
+      <w:r>
+        <w:t xml:space="preserve"> where partners could retrieve </w:t>
+      </w:r>
+      <w:r>
+        <w:rPr>
+          <w:b/>
+          <w:bCs/>
+        </w:rPr>
+        <w:t>target, non-target, and GL-based schemes</w:t>
+      </w:r>
+      <w:r>
+        <w:t>.</w:t>
+      </w:r>
+    </w:p>
+    <w:p>
+      <w:pPr>
+        <w:numPr>
+          <w:ilvl w:val="0"/>
+          <w:numId w:val="12"/>
+        </w:numPr>
+      </w:pPr>
+      <w:r>
+        <w:t xml:space="preserve">Each scheme type had a </w:t>
+      </w:r>
+      <w:r>
+        <w:rPr>
+          <w:b/>
+          <w:bCs/>
+        </w:rPr>
+        <w:t>separate method call</w:t>
+      </w:r>
+      <w:r>
+        <w:t xml:space="preserve"> that executed </w:t>
+      </w:r>
+      <w:r>
+        <w:rPr>
+          <w:b/>
+          <w:bCs/>
+        </w:rPr>
+        <w:t>sequentially</w:t>
+      </w:r>
+      <w:r>
+        <w:t xml:space="preserve">, leading to </w:t>
+      </w:r>
+      <w:r>
+        <w:rPr>
+          <w:b/>
+          <w:bCs/>
+        </w:rPr>
+        <w:t>higher response times</w:t>
+      </w:r>
+      <w:r>
+        <w:t>.</w:t>
+      </w:r>
+    </w:p>
+    <w:p>
+      <w:pPr>
+        <w:numPr>
+          <w:ilvl w:val="0"/>
+          <w:numId w:val="12"/>
+        </w:numPr>
+      </w:pPr>
+      <w:r>
+        <w:t xml:space="preserve">When users requested </w:t>
+      </w:r>
+      <w:r>
+        <w:rPr>
+          <w:b/>
+          <w:bCs/>
+        </w:rPr>
+        <w:t>all schemes at once</w:t>
+      </w:r>
+      <w:r>
+        <w:t xml:space="preserve">, the API took </w:t>
+      </w:r>
+      <w:r>
+        <w:rPr>
+          <w:b/>
+          <w:bCs/>
+        </w:rPr>
+        <w:t>2.4 seconds</w:t>
+      </w:r>
+      <w:r>
+        <w:t xml:space="preserve"> to process the request, causing </w:t>
+      </w:r>
+      <w:r>
+        <w:rPr>
+          <w:b/>
+          <w:bCs/>
+        </w:rPr>
+        <w:t>delays and a poor user experience</w:t>
+      </w:r>
+      <w:r>
+        <w:t>.</w:t>
+      </w:r>
+    </w:p>
+    <w:p>
+      <w:pPr>
+        <w:numPr>
+          <w:ilvl w:val="0"/>
+          <w:numId w:val="12"/>
+        </w:numPr>
+      </w:pPr>
+      <w:r>
+        <w:t xml:space="preserve">The slow response time affected </w:t>
+      </w:r>
+      <w:r>
+        <w:rPr>
+          <w:b/>
+          <w:bCs/>
+        </w:rPr>
+        <w:t>system scalability</w:t>
+      </w:r>
+      <w:r>
+        <w:t xml:space="preserve">, as multiple users requesting data simultaneously led to </w:t>
+      </w:r>
+      <w:r>
+        <w:rPr>
+          <w:b/>
+          <w:bCs/>
+        </w:rPr>
+        <w:t>performance bottlenecks</w:t>
+      </w:r>
+      <w:r>
+        <w:t>.</w:t>
+      </w:r>
+    </w:p>
+    <w:p/>
+    <w:p>
+      <w:pPr>
+        <w:rPr>
+          <w:b/>
+          <w:bCs/>
+        </w:rPr>
+      </w:pPr>
+      <w:r>
+        <w:rPr>
+          <w:b/>
+          <w:bCs/>
+        </w:rPr>
+        <w:t>Task (T) – Your Responsibility</w:t>
+      </w:r>
+    </w:p>
+    <w:p>
+      <w:r>
+        <w:t xml:space="preserve">I was responsible for </w:t>
+      </w:r>
+      <w:r>
+        <w:rPr>
+          <w:b/>
+          <w:bCs/>
+        </w:rPr>
+        <w:t>reducing API response time</w:t>
+      </w:r>
+      <w:r>
+        <w:t xml:space="preserve"> to:</w:t>
+      </w:r>
+      <w:r>
+        <w:br/>
+      </w:r>
+      <w:r>
+        <w:rPr>
+          <w:rFonts w:ascii="Segoe UI Emoji" w:hAnsi="Segoe UI Emoji" w:cs="Segoe UI Emoji"/>
+        </w:rPr>
+        <w:t>✅</w:t>
+      </w:r>
+      <w:r>
+        <w:t xml:space="preserve"> </w:t>
+      </w:r>
+      <w:r>
+        <w:rPr>
+          <w:b/>
+          <w:bCs/>
+        </w:rPr>
+        <w:t>Enhance user experience</w:t>
+      </w:r>
+      <w:r>
+        <w:t xml:space="preserve"> by making data retrieval faster.</w:t>
+      </w:r>
+      <w:r>
+        <w:br/>
+      </w:r>
+      <w:r>
+        <w:rPr>
+          <w:rFonts w:ascii="Segoe UI Emoji" w:hAnsi="Segoe UI Emoji" w:cs="Segoe UI Emoji"/>
+        </w:rPr>
+        <w:t>✅</w:t>
+      </w:r>
+      <w:r>
+        <w:t xml:space="preserve"> </w:t>
+      </w:r>
+      <w:r>
+        <w:rPr>
+          <w:b/>
+          <w:bCs/>
+        </w:rPr>
+        <w:t>Improve system scalability</w:t>
+      </w:r>
+      <w:r>
+        <w:t xml:space="preserve"> by allowing concurrent execution.</w:t>
+      </w:r>
+      <w:r>
+        <w:br/>
+      </w:r>
+      <w:r>
+        <w:rPr>
+          <w:rFonts w:ascii="Segoe UI Emoji" w:hAnsi="Segoe UI Emoji" w:cs="Segoe UI Emoji"/>
+        </w:rPr>
+        <w:t>✅</w:t>
+      </w:r>
+      <w:r>
+        <w:t xml:space="preserve"> </w:t>
+      </w:r>
+      <w:r>
+        <w:rPr>
+          <w:b/>
+          <w:bCs/>
+        </w:rPr>
+        <w:t>Optimize backend performance</w:t>
+      </w:r>
+      <w:r>
+        <w:t xml:space="preserve"> without modifying business logic.</w:t>
+      </w:r>
+    </w:p>
+    <w:p/>
+    <w:p>
+      <w:pPr>
+        <w:rPr>
+          <w:b/>
+          <w:bCs/>
+        </w:rPr>
+      </w:pPr>
+      <w:r>
+        <w:rPr>
+          <w:b/>
+          <w:bCs/>
+        </w:rPr>
+        <w:t>Action (A) – What You Did</w:t>
+      </w:r>
+    </w:p>
+    <w:p>
+      <w:r>
+        <w:rPr>
+          <w:rFonts w:ascii="Segoe UI Symbol" w:hAnsi="Segoe UI Symbol" w:cs="Segoe UI Symbol"/>
+        </w:rPr>
+        <w:t>✔</w:t>
+      </w:r>
+      <w:r>
+        <w:t xml:space="preserve"> </w:t>
+      </w:r>
+      <w:r>
+        <w:rPr>
+          <w:b/>
+          <w:bCs/>
+        </w:rPr>
+        <w:t>Identified the bottleneck</w:t>
+      </w:r>
+      <w:r>
+        <w:t xml:space="preserve"> in API performance by </w:t>
+      </w:r>
+      <w:proofErr w:type="spellStart"/>
+      <w:r>
+        <w:t>analyzing</w:t>
+      </w:r>
+      <w:proofErr w:type="spellEnd"/>
+      <w:r>
+        <w:t xml:space="preserve"> request execution time.</w:t>
+      </w:r>
+      <w:r>
+        <w:br/>
+      </w:r>
+      <w:r>
+        <w:rPr>
+          <w:rFonts w:ascii="Segoe UI Symbol" w:hAnsi="Segoe UI Symbol" w:cs="Segoe UI Symbol"/>
+        </w:rPr>
+        <w:t>✔</w:t>
+      </w:r>
+      <w:r>
+        <w:t xml:space="preserve"> </w:t>
+      </w:r>
+      <w:r>
+        <w:rPr>
+          <w:b/>
+          <w:bCs/>
+        </w:rPr>
+        <w:t>Refactored the data fetching logic</w:t>
+      </w:r>
+      <w:r>
+        <w:t xml:space="preserve"> using </w:t>
+      </w:r>
+      <w:proofErr w:type="spellStart"/>
+      <w:r>
+        <w:rPr>
+          <w:b/>
+          <w:bCs/>
+        </w:rPr>
+        <w:t>CompletableFuture</w:t>
+      </w:r>
+      <w:proofErr w:type="spellEnd"/>
+      <w:r>
+        <w:t xml:space="preserve"> to:</w:t>
+      </w:r>
+    </w:p>
+    <w:p>
+      <w:pPr>
+        <w:numPr>
+          <w:ilvl w:val="0"/>
+          <w:numId w:val="13"/>
+        </w:numPr>
+      </w:pPr>
+      <w:r>
+        <w:t xml:space="preserve">Fetch </w:t>
+      </w:r>
+      <w:r>
+        <w:rPr>
+          <w:b/>
+          <w:bCs/>
+        </w:rPr>
+        <w:t>target, non-target, and GL-based schemes asynchronously</w:t>
+      </w:r>
+      <w:r>
+        <w:t xml:space="preserve"> instead of sequentially.</w:t>
+      </w:r>
+    </w:p>
+    <w:p>
+      <w:pPr>
+        <w:numPr>
+          <w:ilvl w:val="0"/>
+          <w:numId w:val="13"/>
+        </w:numPr>
+      </w:pPr>
+      <w:r>
+        <w:t xml:space="preserve">Execute </w:t>
+      </w:r>
+      <w:r>
+        <w:rPr>
+          <w:b/>
+          <w:bCs/>
+        </w:rPr>
+        <w:t>all fetch operations concurrently</w:t>
+      </w:r>
+      <w:r>
+        <w:t>, reducing wait time.</w:t>
+      </w:r>
+    </w:p>
+    <w:p>
+      <w:pPr>
+        <w:numPr>
+          <w:ilvl w:val="0"/>
+          <w:numId w:val="13"/>
+        </w:numPr>
+      </w:pPr>
+      <w:r>
+        <w:lastRenderedPageBreak/>
+        <w:t>Combine results efficiently once all tasks were completed.</w:t>
+      </w:r>
+      <w:r>
+        <w:br/>
+      </w:r>
+      <w:r>
+        <w:rPr>
+          <w:rFonts w:ascii="Segoe UI Symbol" w:hAnsi="Segoe UI Symbol" w:cs="Segoe UI Symbol"/>
+        </w:rPr>
+        <w:t>✔</w:t>
+      </w:r>
+      <w:r>
+        <w:t xml:space="preserve"> Implemented </w:t>
+      </w:r>
+      <w:r>
+        <w:rPr>
+          <w:b/>
+          <w:bCs/>
+        </w:rPr>
+        <w:t>thread pooling</w:t>
+      </w:r>
+      <w:r>
+        <w:t xml:space="preserve"> to prevent excessive resource consumption.</w:t>
+      </w:r>
+      <w:r>
+        <w:br/>
+      </w:r>
+      <w:r>
+        <w:rPr>
+          <w:rFonts w:ascii="Segoe UI Symbol" w:hAnsi="Segoe UI Symbol" w:cs="Segoe UI Symbol"/>
+        </w:rPr>
+        <w:t>✔</w:t>
+      </w:r>
+      <w:r>
+        <w:t xml:space="preserve"> </w:t>
+      </w:r>
+      <w:r>
+        <w:rPr>
+          <w:b/>
+          <w:bCs/>
+        </w:rPr>
+        <w:t>Tested &amp; validated</w:t>
+      </w:r>
+      <w:r>
+        <w:t xml:space="preserve"> API improvements under </w:t>
+      </w:r>
+      <w:r>
+        <w:rPr>
+          <w:b/>
+          <w:bCs/>
+        </w:rPr>
+        <w:t>load testing</w:t>
+      </w:r>
+      <w:r>
+        <w:t xml:space="preserve"> to ensure performance gains were consistent across different scenarios.</w:t>
+      </w:r>
+    </w:p>
+    <w:p/>
+    <w:p>
+      <w:pPr>
+        <w:rPr>
+          <w:b/>
+          <w:bCs/>
+        </w:rPr>
+      </w:pPr>
+      <w:r>
+        <w:rPr>
+          <w:b/>
+          <w:bCs/>
+        </w:rPr>
+        <w:t>Result (R) – The Impact</w:t>
+      </w:r>
+    </w:p>
+    <w:p>
+      <w:r>
+        <w:rPr>
+          <w:rFonts w:ascii="Segoe UI Emoji" w:hAnsi="Segoe UI Emoji" w:cs="Segoe UI Emoji"/>
+        </w:rPr>
+        <w:t>✅</w:t>
+      </w:r>
+      <w:r>
+        <w:t xml:space="preserve"> </w:t>
+      </w:r>
+      <w:r>
+        <w:rPr>
+          <w:b/>
+          <w:bCs/>
+        </w:rPr>
+        <w:t>Reduced API response time from 2.4s to 0.8s</w:t>
+      </w:r>
+      <w:r>
+        <w:t xml:space="preserve">, achieving a </w:t>
+      </w:r>
+      <w:r>
+        <w:rPr>
+          <w:b/>
+          <w:bCs/>
+        </w:rPr>
+        <w:t>66% improvement</w:t>
+      </w:r>
+      <w:r>
+        <w:t>.</w:t>
+      </w:r>
+      <w:r>
+        <w:br/>
+      </w:r>
+      <w:r>
+        <w:rPr>
+          <w:rFonts w:ascii="Segoe UI Emoji" w:hAnsi="Segoe UI Emoji" w:cs="Segoe UI Emoji"/>
+        </w:rPr>
+        <w:t>✅</w:t>
+      </w:r>
+      <w:r>
+        <w:t xml:space="preserve"> </w:t>
+      </w:r>
+      <w:r>
+        <w:rPr>
+          <w:b/>
+          <w:bCs/>
+        </w:rPr>
+        <w:t>Enabled concurrent execution</w:t>
+      </w:r>
+      <w:r>
+        <w:t xml:space="preserve">, making the system </w:t>
+      </w:r>
+      <w:r>
+        <w:rPr>
+          <w:b/>
+          <w:bCs/>
+        </w:rPr>
+        <w:t>3x faster</w:t>
+      </w:r>
+      <w:r>
+        <w:t xml:space="preserve"> in retrieving partner schemes.</w:t>
+      </w:r>
+      <w:r>
+        <w:br/>
+      </w:r>
+      <w:r>
+        <w:rPr>
+          <w:rFonts w:ascii="Segoe UI Emoji" w:hAnsi="Segoe UI Emoji" w:cs="Segoe UI Emoji"/>
+        </w:rPr>
+        <w:t>✅</w:t>
+      </w:r>
+      <w:r>
+        <w:t xml:space="preserve"> </w:t>
+      </w:r>
+      <w:r>
+        <w:rPr>
+          <w:b/>
+          <w:bCs/>
+        </w:rPr>
+        <w:t>Improved scalability</w:t>
+      </w:r>
+      <w:r>
+        <w:t xml:space="preserve">, allowing the system to handle </w:t>
+      </w:r>
+      <w:r>
+        <w:rPr>
+          <w:b/>
+          <w:bCs/>
+        </w:rPr>
+        <w:t>more concurrent user requests</w:t>
+      </w:r>
+      <w:r>
+        <w:t>.</w:t>
+      </w:r>
+      <w:r>
+        <w:br/>
+      </w:r>
+      <w:r>
+        <w:rPr>
+          <w:rFonts w:ascii="Segoe UI Emoji" w:hAnsi="Segoe UI Emoji" w:cs="Segoe UI Emoji"/>
+        </w:rPr>
+        <w:t>✅</w:t>
+      </w:r>
+      <w:r>
+        <w:t xml:space="preserve"> </w:t>
+      </w:r>
+      <w:r>
+        <w:rPr>
+          <w:b/>
+          <w:bCs/>
+        </w:rPr>
+        <w:t>Enhanced user experience</w:t>
+      </w:r>
+      <w:r>
+        <w:t>.</w:t>
+      </w:r>
+    </w:p>
+    <w:p>
+      <w:pPr>
+        <w:rPr>
+          <w:b/>
+          <w:bCs/>
+        </w:rPr>
+      </w:pPr>
+      <w:r>
+        <w:rPr>
+          <w:b/>
+          <w:bCs/>
+        </w:rPr>
+        <w:t>CSV generate :</w:t>
+      </w:r>
+    </w:p>
+    <w:p>
+      <w:pPr>
+        <w:rPr>
+          <w:b/>
+          <w:bCs/>
+        </w:rPr>
+      </w:pPr>
+    </w:p>
+    <w:p>
+      <w:pPr>
+        <w:rPr>
+          <w:b/>
+          <w:bCs/>
+        </w:rPr>
+      </w:pPr>
+      <w:r>
+        <w:rPr>
+          <w:b/>
+          <w:bCs/>
+          <w:noProof/>
+        </w:rPr>
+        <w:drawing>
+          <wp:inline distT="0" distB="0" distL="0" distR="0" wp14:anchorId="3D69B862" wp14:editId="731782C3">
+            <wp:extent cx="2989423" cy="2505306"/>
+            <wp:effectExtent l="0" t="0" r="1905" b="0"/>
+            <wp:docPr id="746319848" name="Picture 1"/>
+            <wp:cNvGraphicFramePr>
+              <a:graphicFrameLocks xmlns:a="http://schemas.openxmlformats.org/drawingml/2006/main" noChangeAspect="1"/>
+            </wp:cNvGraphicFramePr>
+            <a:graphic xmlns:a="http://schemas.openxmlformats.org/drawingml/2006/main">
+              <a:graphicData uri="http://schemas.openxmlformats.org/drawingml/2006/picture">
+                <pic:pic xmlns:pic="http://schemas.openxmlformats.org/drawingml/2006/picture">
+                  <pic:nvPicPr>
+                    <pic:cNvPr id="746319848" name=""/>
+                    <pic:cNvPicPr/>
+                  </pic:nvPicPr>
+                  <pic:blipFill>
+                    <a:blip r:embed="rId5"/>
+                    <a:stretch>
+                      <a:fillRect/>
+                    </a:stretch>
+                  </pic:blipFill>
+                  <pic:spPr>
+                    <a:xfrm>
+                      <a:off x="0" y="0"/>
+                      <a:ext cx="2994356" cy="2509440"/>
+                    </a:xfrm>
+                    <a:prstGeom prst="rect">
+                      <a:avLst/>
+                    </a:prstGeom>
+                  </pic:spPr>
+                </pic:pic>
+              </a:graphicData>
+            </a:graphic>
+          </wp:inline>
+        </w:drawing>
+      </w:r>
+    </w:p>
+    <w:p>
+      <w:pPr>
+        <w:rPr>
+          <w:b/>
+          <w:bCs/>
+        </w:rPr>
+      </w:pPr>
+      <w:r>
+        <w:rPr>
+          <w:b/>
+          <w:bCs/>
+          <w:noProof/>
+        </w:rPr>
+        <w:drawing>
+          <wp:inline distT="0" distB="0" distL="0" distR="0" wp14:anchorId="0071E606" wp14:editId="260CF947">
+            <wp:extent cx="5731510" cy="1739900"/>
+            <wp:effectExtent l="0" t="0" r="2540" b="0"/>
+            <wp:docPr id="1827753927" name="Picture 1"/>
+            <wp:cNvGraphicFramePr>
+              <a:graphicFrameLocks xmlns:a="http://schemas.openxmlformats.org/drawingml/2006/main" noChangeAspect="1"/>
+            </wp:cNvGraphicFramePr>
+            <a:graphic xmlns:a="http://schemas.openxmlformats.org/drawingml/2006/main">
+              <a:graphicData uri="http://schemas.openxmlformats.org/drawingml/2006/picture">
+                <pic:pic xmlns:pic="http://schemas.openxmlformats.org/drawingml/2006/picture">
+                  <pic:nvPicPr>
+                    <pic:cNvPr id="1827753927" name=""/>
+                    <pic:cNvPicPr/>
+                  </pic:nvPicPr>
+                  <pic:blipFill>
+                    <a:blip r:embed="rId6"/>
+                    <a:stretch>
+                      <a:fillRect/>
+                    </a:stretch>
+                  </pic:blipFill>
+                  <pic:spPr>
+                    <a:xfrm>
+                      <a:off x="0" y="0"/>
+                      <a:ext cx="5731510" cy="1739900"/>
+                    </a:xfrm>
+                    <a:prstGeom prst="rect">
+                      <a:avLst/>
+                    </a:prstGeom>
+                  </pic:spPr>
+                </pic:pic>
+              </a:graphicData>
+            </a:graphic>
+          </wp:inline>
+        </w:drawing>
+      </w:r>
+    </w:p>
+    <w:p>
+      <w:pPr>
+        <w:rPr>
+          <w:b/>
+          <w:bCs/>
+        </w:rPr>
+      </w:pPr>
+      <w:r>
+        <w:rPr>
+          <w:b/>
+          <w:bCs/>
+          <w:noProof/>
+        </w:rPr>
+        <w:lastRenderedPageBreak/>
+        <w:drawing>
+          <wp:inline distT="0" distB="0" distL="0" distR="0" wp14:anchorId="7A9704F0" wp14:editId="18D3736B">
+            <wp:extent cx="5731510" cy="2300605"/>
+            <wp:effectExtent l="0" t="0" r="2540" b="4445"/>
+            <wp:docPr id="1791713576" name="Picture 1"/>
+            <wp:cNvGraphicFramePr>
+              <a:graphicFrameLocks xmlns:a="http://schemas.openxmlformats.org/drawingml/2006/main" noChangeAspect="1"/>
+            </wp:cNvGraphicFramePr>
+            <a:graphic xmlns:a="http://schemas.openxmlformats.org/drawingml/2006/main">
+              <a:graphicData uri="http://schemas.openxmlformats.org/drawingml/2006/picture">
+                <pic:pic xmlns:pic="http://schemas.openxmlformats.org/drawingml/2006/picture">
+                  <pic:nvPicPr>
+                    <pic:cNvPr id="1791713576" name=""/>
+                    <pic:cNvPicPr/>
+                  </pic:nvPicPr>
+                  <pic:blipFill>
+                    <a:blip r:embed="rId7"/>
+                    <a:stretch>
+                      <a:fillRect/>
+                    </a:stretch>
+                  </pic:blipFill>
+                  <pic:spPr>
+                    <a:xfrm>
+                      <a:off x="0" y="0"/>
+                      <a:ext cx="5731510" cy="2300605"/>
+                    </a:xfrm>
+                    <a:prstGeom prst="rect">
+                      <a:avLst/>
+                    </a:prstGeom>
+                  </pic:spPr>
+                </pic:pic>
+              </a:graphicData>
+            </a:graphic>
+          </wp:inline>
+        </w:drawing>
+      </w:r>
+    </w:p>
+    <w:p>
+      <w:pPr>
+        <w:rPr>
+          <w:b/>
+          <w:bCs/>
+        </w:rPr>
+      </w:pPr>
+      <w:r>
+        <w:rPr>
+          <w:b/>
+          <w:bCs/>
+          <w:noProof/>
+        </w:rPr>
+        <w:drawing>
+          <wp:inline distT="0" distB="0" distL="0" distR="0" wp14:anchorId="27CCBFD7" wp14:editId="7F9D9D77">
+            <wp:extent cx="5731510" cy="2469515"/>
+            <wp:effectExtent l="0" t="0" r="2540" b="6985"/>
+            <wp:docPr id="525579588" name="Picture 1"/>
+            <wp:cNvGraphicFramePr>
+              <a:graphicFrameLocks xmlns:a="http://schemas.openxmlformats.org/drawingml/2006/main" noChangeAspect="1"/>
+            </wp:cNvGraphicFramePr>
+            <a:graphic xmlns:a="http://schemas.openxmlformats.org/drawingml/2006/main">
+              <a:graphicData uri="http://schemas.openxmlformats.org/drawingml/2006/picture">
+                <pic:pic xmlns:pic="http://schemas.openxmlformats.org/drawingml/2006/picture">
+                  <pic:nvPicPr>
+                    <pic:cNvPr id="525579588" name=""/>
+                    <pic:cNvPicPr/>
+                  </pic:nvPicPr>
+                  <pic:blipFill>
+                    <a:blip r:embed="rId8"/>
+                    <a:stretch>
+                      <a:fillRect/>
+                    </a:stretch>
+                  </pic:blipFill>
+                  <pic:spPr>
+                    <a:xfrm>
+                      <a:off x="0" y="0"/>
+                      <a:ext cx="5731510" cy="2469515"/>
+                    </a:xfrm>
+                    <a:prstGeom prst="rect">
+                      <a:avLst/>
+                    </a:prstGeom>
+                  </pic:spPr>
+                </pic:pic>
+              </a:graphicData>
+            </a:graphic>
+          </wp:inline>
+        </w:drawing>
+      </w:r>
+    </w:p>
+    <w:p>
+      <w:pPr>
+        <w:rPr>
+          <w:b/>
+          <w:bCs/>
+        </w:rPr>
+      </w:pPr>
+      <w:r>
+        <w:rPr>
+          <w:b/>
+          <w:bCs/>
+          <w:noProof/>
+        </w:rPr>
+        <w:drawing>
+          <wp:inline distT="0" distB="0" distL="0" distR="0" wp14:anchorId="5F982A52" wp14:editId="08EDF0BF">
+            <wp:extent cx="5731510" cy="3025140"/>
+            <wp:effectExtent l="0" t="0" r="2540" b="3810"/>
+            <wp:docPr id="531203333" name="Picture 1"/>
+            <wp:cNvGraphicFramePr>
+              <a:graphicFrameLocks xmlns:a="http://schemas.openxmlformats.org/drawingml/2006/main" noChangeAspect="1"/>
+            </wp:cNvGraphicFramePr>
+            <a:graphic xmlns:a="http://schemas.openxmlformats.org/drawingml/2006/main">
+              <a:graphicData uri="http://schemas.openxmlformats.org/drawingml/2006/picture">
+                <pic:pic xmlns:pic="http://schemas.openxmlformats.org/drawingml/2006/picture">
+                  <pic:nvPicPr>
+                    <pic:cNvPr id="531203333" name=""/>
+                    <pic:cNvPicPr/>
+                  </pic:nvPicPr>
+                  <pic:blipFill>
+                    <a:blip r:embed="rId9"/>
+                    <a:stretch>
+                      <a:fillRect/>
+                    </a:stretch>
+                  </pic:blipFill>
+                  <pic:spPr>
+                    <a:xfrm>
+                      <a:off x="0" y="0"/>
+                      <a:ext cx="5731510" cy="3025140"/>
+                    </a:xfrm>
+                    <a:prstGeom prst="rect">
+                      <a:avLst/>
+                    </a:prstGeom>
+                  </pic:spPr>
+                </pic:pic>
+              </a:graphicData>
+            </a:graphic>
+          </wp:inline>
+        </w:drawing>
+      </w:r>
+    </w:p>
+    <w:p>
+      <w:pPr>
+        <w:rPr>
+          <w:b/>
+          <w:bCs/>
+        </w:rPr>
+      </w:pPr>
+      <w:r>
+        <w:rPr>
+          <w:b/>
+          <w:bCs/>
+          <w:noProof/>
+        </w:rPr>
+        <w:lastRenderedPageBreak/>
+        <w:drawing>
+          <wp:inline distT="0" distB="0" distL="0" distR="0" wp14:anchorId="155C1060" wp14:editId="081800E0">
+            <wp:extent cx="5731510" cy="1453515"/>
+            <wp:effectExtent l="0" t="0" r="2540" b="0"/>
+            <wp:docPr id="1484979950" name="Picture 1"/>
+            <wp:cNvGraphicFramePr>
+              <a:graphicFrameLocks xmlns:a="http://schemas.openxmlformats.org/drawingml/2006/main" noChangeAspect="1"/>
+            </wp:cNvGraphicFramePr>
+            <a:graphic xmlns:a="http://schemas.openxmlformats.org/drawingml/2006/main">
+              <a:graphicData uri="http://schemas.openxmlformats.org/drawingml/2006/picture">
+                <pic:pic xmlns:pic="http://schemas.openxmlformats.org/drawingml/2006/picture">
+                  <pic:nvPicPr>
+                    <pic:cNvPr id="1484979950" name=""/>
+                    <pic:cNvPicPr/>
+                  </pic:nvPicPr>
+                  <pic:blipFill>
+                    <a:blip r:embed="rId10"/>
+                    <a:stretch>
+                      <a:fillRect/>
+                    </a:stretch>
+                  </pic:blipFill>
+                  <pic:spPr>
+                    <a:xfrm>
+                      <a:off x="0" y="0"/>
+                      <a:ext cx="5731510" cy="1453515"/>
+                    </a:xfrm>
+                    <a:prstGeom prst="rect">
+                      <a:avLst/>
+                    </a:prstGeom>
+                  </pic:spPr>
+                </pic:pic>
+              </a:graphicData>
+            </a:graphic>
+          </wp:inline>
+        </w:drawing>
+      </w:r>
+    </w:p>
+    <w:p>
+      <w:pPr>
+        <w:rPr>
+          <w:b/>
+          <w:bCs/>
+        </w:rPr>
+      </w:pPr>
+      <w:r>
+        <w:rPr>
+          <w:b/>
+          <w:bCs/>
+          <w:noProof/>
+        </w:rPr>
+        <w:drawing>
+          <wp:inline distT="0" distB="0" distL="0" distR="0" wp14:anchorId="0154EE9C" wp14:editId="63301253">
+            <wp:extent cx="5731510" cy="904240"/>
+            <wp:effectExtent l="0" t="0" r="2540" b="0"/>
+            <wp:docPr id="1019838388" name="Picture 1"/>
+            <wp:cNvGraphicFramePr>
+              <a:graphicFrameLocks xmlns:a="http://schemas.openxmlformats.org/drawingml/2006/main" noChangeAspect="1"/>
+            </wp:cNvGraphicFramePr>
+            <a:graphic xmlns:a="http://schemas.openxmlformats.org/drawingml/2006/main">
+              <a:graphicData uri="http://schemas.openxmlformats.org/drawingml/2006/picture">
+                <pic:pic xmlns:pic="http://schemas.openxmlformats.org/drawingml/2006/picture">
+                  <pic:nvPicPr>
+                    <pic:cNvPr id="1019838388" name=""/>
+                    <pic:cNvPicPr/>
+                  </pic:nvPicPr>
+                  <pic:blipFill>
+                    <a:blip r:embed="rId11"/>
+                    <a:stretch>
+                      <a:fillRect/>
+                    </a:stretch>
+                  </pic:blipFill>
+                  <pic:spPr>
+                    <a:xfrm>
+                      <a:off x="0" y="0"/>
+                      <a:ext cx="5731510" cy="904240"/>
+                    </a:xfrm>
+                    <a:prstGeom prst="rect">
+                      <a:avLst/>
+                    </a:prstGeom>
+                  </pic:spPr>
+                </pic:pic>
+              </a:graphicData>
+            </a:graphic>
+          </wp:inline>
+        </w:drawing>
+      </w:r>
+    </w:p>
+    <w:p>
+      <w:pPr>
+        <w:rPr>
+          <w:b/>
+          <w:bCs/>
+        </w:rPr>
+      </w:pPr>
+    </w:p>
+    <w:p>
+      <w:pPr>
+        <w:rPr>
+          <w:b/>
+          <w:bCs/>
+        </w:rPr>
+      </w:pPr>
+    </w:p>
+    <w:p>
+      <w:pPr>
+        <w:rPr>
+          <w:b/>
+          <w:bCs/>
+        </w:rPr>
+      </w:pPr>
+    </w:p>
+    <w:p>
+      <w:pPr>
+        <w:rPr>
+          <w:b/>
+          <w:bCs/>
+        </w:rPr>
+      </w:pPr>
+    </w:p>
+    <w:p>
+      <w:pPr>
+        <w:rPr>
+          <w:b/>
+          <w:bCs/>
+        </w:rPr>
+      </w:pPr>
+    </w:p>
+    <w:p>
+      <w:pPr>
+        <w:rPr>
+          <w:b/>
+          <w:bCs/>
+        </w:rPr>
+      </w:pPr>
+    </w:p>
+    <w:p>
+      <w:pPr>
+        <w:rPr>
+          <w:b/>
+          <w:bCs/>
+        </w:rPr>
+      </w:pPr>
+    </w:p>
+    <w:p>
+      <w:pPr>
+        <w:rPr>
+          <w:b/>
+          <w:bCs/>
+        </w:rPr>
+      </w:pPr>
+    </w:p>
+    <w:p>
+      <w:pPr>
+        <w:rPr>
+          <w:b/>
+          <w:bCs/>
+        </w:rPr>
+      </w:pPr>
+    </w:p>
+    <w:p>
+      <w:pPr>
+        <w:rPr>
+          <w:b/>
+          <w:bCs/>
+        </w:rPr>
+      </w:pPr>
+    </w:p>
+    <w:p>
+      <w:pPr>
+        <w:rPr>
+          <w:b/>
+          <w:bCs/>
+        </w:rPr>
+      </w:pPr>
+    </w:p>
+    <w:p>
+      <w:pPr>
+        <w:rPr>
+          <w:b/>
+          <w:bCs/>
+        </w:rPr>
+      </w:pPr>
+      <w:r>
+        <w:rPr>
+          <w:b/>
+          <w:bCs/>
+        </w:rPr>
+        <w:t>Archive file once read:</w:t>
+      </w:r>
+    </w:p>
+    <w:p>
+      <w:pPr>
+        <w:rPr>
+          <w:b/>
+          <w:bCs/>
+        </w:rPr>
+      </w:pPr>
+      <w:r>
+        <w:rPr>
+          <w:b/>
+          <w:bCs/>
+          <w:noProof/>
+        </w:rPr>
+        <w:lastRenderedPageBreak/>
+        <w:drawing>
+          <wp:inline distT="0" distB="0" distL="0" distR="0" wp14:anchorId="06936E71" wp14:editId="7196C8FF">
+            <wp:extent cx="5257963" cy="4434840"/>
+            <wp:effectExtent l="0" t="0" r="0" b="3810"/>
+            <wp:docPr id="23029302" name="Picture 1"/>
+            <wp:cNvGraphicFramePr>
+              <a:graphicFrameLocks xmlns:a="http://schemas.openxmlformats.org/drawingml/2006/main" noChangeAspect="1"/>
+            </wp:cNvGraphicFramePr>
+            <a:graphic xmlns:a="http://schemas.openxmlformats.org/drawingml/2006/main">
+              <a:graphicData uri="http://schemas.openxmlformats.org/drawingml/2006/picture">
+                <pic:pic xmlns:pic="http://schemas.openxmlformats.org/drawingml/2006/picture">
+                  <pic:nvPicPr>
+                    <pic:cNvPr id="23029302" name=""/>
+                    <pic:cNvPicPr/>
+                  </pic:nvPicPr>
+                  <pic:blipFill>
+                    <a:blip r:embed="rId12"/>
+                    <a:stretch>
+                      <a:fillRect/>
+                    </a:stretch>
+                  </pic:blipFill>
+                  <pic:spPr>
+                    <a:xfrm>
+                      <a:off x="0" y="0"/>
+                      <a:ext cx="5260936" cy="4437348"/>
+                    </a:xfrm>
+                    <a:prstGeom prst="rect">
+                      <a:avLst/>
+                    </a:prstGeom>
+                  </pic:spPr>
+                </pic:pic>
+              </a:graphicData>
+            </a:graphic>
+          </wp:inline>
+        </w:drawing>
+      </w:r>
+    </w:p>
+    <w:p>
+      <w:pPr>
+        <w:rPr>
+          <w:b/>
+          <w:bCs/>
+        </w:rPr>
+      </w:pPr>
+      <w:r>
+        <w:rPr>
+          <w:b/>
+          <w:bCs/>
+          <w:noProof/>
+        </w:rPr>
+        <w:drawing>
+          <wp:inline distT="0" distB="0" distL="0" distR="0" wp14:anchorId="51B02D4D" wp14:editId="539B1EE5">
+            <wp:extent cx="4907280" cy="1447898"/>
+            <wp:effectExtent l="0" t="0" r="7620" b="0"/>
+            <wp:docPr id="1301899198" name="Picture 1"/>
+            <wp:cNvGraphicFramePr>
+              <a:graphicFrameLocks xmlns:a="http://schemas.openxmlformats.org/drawingml/2006/main" noChangeAspect="1"/>
+            </wp:cNvGraphicFramePr>
+            <a:graphic xmlns:a="http://schemas.openxmlformats.org/drawingml/2006/main">
+              <a:graphicData uri="http://schemas.openxmlformats.org/drawingml/2006/picture">
+                <pic:pic xmlns:pic="http://schemas.openxmlformats.org/drawingml/2006/picture">
+                  <pic:nvPicPr>
+                    <pic:cNvPr id="1301899198" name=""/>
+                    <pic:cNvPicPr/>
+                  </pic:nvPicPr>
+                  <pic:blipFill>
+                    <a:blip r:embed="rId13"/>
+                    <a:stretch>
+                      <a:fillRect/>
+                    </a:stretch>
+                  </pic:blipFill>
+                  <pic:spPr>
+                    <a:xfrm>
+                      <a:off x="0" y="0"/>
+                      <a:ext cx="4908402" cy="1448229"/>
+                    </a:xfrm>
+                    <a:prstGeom prst="rect">
+                      <a:avLst/>
+                    </a:prstGeom>
+                  </pic:spPr>
+                </pic:pic>
+              </a:graphicData>
+            </a:graphic>
+          </wp:inline>
+        </w:drawing>
+      </w:r>
+    </w:p>
+    <w:p>
+      <w:pPr>
+        <w:rPr>
+          <w:b/>
+          <w:bCs/>
+        </w:rPr>
+      </w:pPr>
+      <w:r>
+        <w:rPr>
+          <w:b/>
+          <w:bCs/>
+          <w:noProof/>
+        </w:rPr>
+        <w:drawing>
+          <wp:inline distT="0" distB="0" distL="0" distR="0" wp14:anchorId="575718BD" wp14:editId="0D6FDCAA">
+            <wp:extent cx="3893820" cy="2720411"/>
+            <wp:effectExtent l="0" t="0" r="0" b="3810"/>
+            <wp:docPr id="1166127764" name="Picture 1"/>
+            <wp:cNvGraphicFramePr>
+              <a:graphicFrameLocks xmlns:a="http://schemas.openxmlformats.org/drawingml/2006/main" noChangeAspect="1"/>
+            </wp:cNvGraphicFramePr>
+            <a:graphic xmlns:a="http://schemas.openxmlformats.org/drawingml/2006/main">
+              <a:graphicData uri="http://schemas.openxmlformats.org/drawingml/2006/picture">
+                <pic:pic xmlns:pic="http://schemas.openxmlformats.org/drawingml/2006/picture">
+                  <pic:nvPicPr>
+                    <pic:cNvPr id="1166127764" name=""/>
+                    <pic:cNvPicPr/>
+                  </pic:nvPicPr>
+                  <pic:blipFill>
+                    <a:blip r:embed="rId14"/>
+                    <a:stretch>
+                      <a:fillRect/>
+                    </a:stretch>
+                  </pic:blipFill>
+                  <pic:spPr>
+                    <a:xfrm>
+                      <a:off x="0" y="0"/>
+                      <a:ext cx="3932149" cy="2747190"/>
+                    </a:xfrm>
+                    <a:prstGeom prst="rect">
+                      <a:avLst/>
+                    </a:prstGeom>
+                  </pic:spPr>
+                </pic:pic>
+              </a:graphicData>
+            </a:graphic>
+          </wp:inline>
+        </w:drawing>
+      </w:r>
+    </w:p>
+    <w:p>
+      <w:pPr>
+        <w:rPr>
+          <w:b/>
+          <w:bCs/>
+        </w:rPr>
+      </w:pPr>
+    </w:p>
+    <w:p>
+      <w:pPr>
+        <w:rPr>
+          <w:b/>
+          <w:bCs/>
+        </w:rPr>
+      </w:pPr>
+    </w:p>
+    <w:p>
+      <w:r>
+        <w:br/>
       </w:r>
     </w:p>
     <w:p>
@@ -69,7 +2715,7 @@
                     <pic:cNvPicPr/>
                   </pic:nvPicPr>
                   <pic:blipFill>
-                    <a:blip r:embed="rId5"/>
+                    <a:blip r:embed="rId15"/>
                     <a:stretch>
                       <a:fillRect/>
                     </a:stretch>
@@ -128,7 +2774,7 @@
                     <pic:cNvPicPr/>
                   </pic:nvPicPr>
                   <pic:blipFill>
-                    <a:blip r:embed="rId6"/>
+                    <a:blip r:embed="rId16"/>
                     <a:stretch>
                       <a:fillRect/>
                     </a:stretch>
@@ -194,7 +2840,7 @@
                     <pic:cNvPicPr/>
                   </pic:nvPicPr>
                   <pic:blipFill>
-                    <a:blip r:embed="rId7"/>
+                    <a:blip r:embed="rId17"/>
                     <a:stretch>
                       <a:fillRect/>
                     </a:stretch>
@@ -317,7 +2963,6 @@
         </w:numPr>
       </w:pPr>
       <w:r>
-        <w:lastRenderedPageBreak/>
         <w:t xml:space="preserve">When the buffer is </w:t>
       </w:r>
       <w:r>
@@ -409,6 +3054,7 @@
         <w:rPr>
           <w:noProof/>
         </w:rPr>
+        <w:lastRenderedPageBreak/>
         <w:drawing>
           <wp:inline distT="0" distB="0" distL="0" distR="0" wp14:anchorId="0F68BCC7" wp14:editId="609D8E3C">
             <wp:extent cx="5731510" cy="1612900"/>
@@ -425,7 +3071,7 @@
                     <pic:cNvPicPr/>
                   </pic:nvPicPr>
                   <pic:blipFill>
-                    <a:blip r:embed="rId8"/>
+                    <a:blip r:embed="rId18"/>
                     <a:stretch>
                       <a:fillRect/>
                     </a:stretch>
@@ -503,7 +3149,7 @@
                     <pic:cNvPicPr/>
                   </pic:nvPicPr>
                   <pic:blipFill>
-                    <a:blip r:embed="rId9"/>
+                    <a:blip r:embed="rId19"/>
                     <a:stretch>
                       <a:fillRect/>
                     </a:stretch>
@@ -531,6 +3177,7 @@
         <w:rPr>
           <w:noProof/>
         </w:rPr>
+        <w:lastRenderedPageBreak/>
         <w:drawing>
           <wp:inline distT="0" distB="0" distL="0" distR="0" wp14:anchorId="1A9BD9AE" wp14:editId="60B75090">
             <wp:extent cx="5731510" cy="2844800"/>
@@ -547,7 +3194,7 @@
                     <pic:cNvPicPr/>
                   </pic:nvPicPr>
                   <pic:blipFill>
-                    <a:blip r:embed="rId10"/>
+                    <a:blip r:embed="rId20"/>
                     <a:stretch>
                       <a:fillRect/>
                     </a:stretch>
@@ -573,6 +3220,53 @@
         <w:t xml:space="preserve"> </w:t>
       </w:r>
     </w:p>
+    <w:p>
+      <w:r>
+        <w:t xml:space="preserve">Formula building : </w:t>
+      </w:r>
+    </w:p>
+    <w:p>
+      <w:r>
+        <w:rPr>
+          <w:noProof/>
+        </w:rPr>
+        <w:drawing>
+          <wp:inline distT="0" distB="0" distL="0" distR="0" wp14:anchorId="19C0ADA5" wp14:editId="7871534D">
+            <wp:extent cx="5731510" cy="4542155"/>
+            <wp:effectExtent l="0" t="0" r="2540" b="0"/>
+            <wp:docPr id="1818662770" name="Picture 1"/>
+            <wp:cNvGraphicFramePr>
+              <a:graphicFrameLocks xmlns:a="http://schemas.openxmlformats.org/drawingml/2006/main" noChangeAspect="1"/>
+            </wp:cNvGraphicFramePr>
+            <a:graphic xmlns:a="http://schemas.openxmlformats.org/drawingml/2006/main">
+              <a:graphicData uri="http://schemas.openxmlformats.org/drawingml/2006/picture">
+                <pic:pic xmlns:pic="http://schemas.openxmlformats.org/drawingml/2006/picture">
+                  <pic:nvPicPr>
+                    <pic:cNvPr id="1818662770" name=""/>
+                    <pic:cNvPicPr/>
+                  </pic:nvPicPr>
+                  <pic:blipFill>
+                    <a:blip r:embed="rId21"/>
+                    <a:stretch>
+                      <a:fillRect/>
+                    </a:stretch>
+                  </pic:blipFill>
+                  <pic:spPr>
+                    <a:xfrm>
+                      <a:off x="0" y="0"/>
+                      <a:ext cx="5731510" cy="4542155"/>
+                    </a:xfrm>
+                    <a:prstGeom prst="rect">
+                      <a:avLst/>
+                    </a:prstGeom>
+                  </pic:spPr>
+                </pic:pic>
+              </a:graphicData>
+            </a:graphic>
+          </wp:inline>
+        </w:drawing>
+      </w:r>
+    </w:p>
     <w:sectPr>
       <w:pgSz w:w="11906" w:h="16838"/>
       <w:pgMar w:top="1440" w:right="1440" w:bottom="1440" w:left="1440" w:header="708" w:footer="708" w:gutter="0"/>
@@ -586,6 +3280,1187 @@
 <file path=word/numbering.xml><?xml version="1.0" encoding="utf-8"?>
 <w:numbering xmlns:wpc="http://schemas.microsoft.com/office/word/2010/wordprocessingCanvas" xmlns:cx="http://schemas.microsoft.com/office/drawing/2014/chartex" xmlns:cx1="http://schemas.microsoft.com/office/drawing/2015/9/8/chartex" xmlns:cx2="http://schemas.microsoft.com/office/drawing/2015/10/21/chartex" xmlns:cx3="http://schemas.microsoft.com/office/drawing/2016/5/9/chartex" xmlns:cx4="http://schemas.microsoft.com/office/drawing/2016/5/10/chartex" xmlns:cx5="http://schemas.microsoft.com/office/drawing/2016/5/11/chartex" xmlns:cx6="http://schemas.microsoft.com/office/drawing/2016/5/12/chartex" xmlns:cx7="http://schemas.microsoft.com/office/drawing/2016/5/13/chartex" xmlns:cx8="http://schemas.microsoft.com/office/drawing/2016/5/14/chartex" xmlns:mc="http://schemas.openxmlformats.org/markup-compatibility/2006" xmlns:aink="http://schemas.microsoft.com/office/drawing/2016/ink" xmlns:am3d="http://schemas.microsoft.com/office/drawing/2017/model3d" xmlns:o="urn:schemas-microsoft-com:office:office" xmlns:oel="http://schemas.microsoft.com/office/2019/extlst" xmlns:r="http://schemas.openxmlformats.org/officeDocument/2006/relationships" xmlns:m="http://schemas.openxmlformats.org/officeDocument/2006/math" xmlns:v="urn:schemas-microsoft-com:vml" xmlns:wp14="http://schemas.microsoft.com/office/word/2010/wordprocessingDrawing" xmlns:wp="http://schemas.openxmlformats.org/drawingml/2006/wordprocessingDrawing" xmlns:w10="urn:schemas-microsoft-com:office:word" xmlns:w="http://schemas.openxmlformats.org/wordprocessingml/2006/main" xmlns:w14="http://schemas.microsoft.com/office/word/2010/wordml" xmlns:w15="http://schemas.microsoft.com/office/word/2012/wordml" xmlns:w16cex="http://schemas.microsoft.com/office/word/2018/wordml/cex" xmlns:w16cid="http://schemas.microsoft.com/office/word/2016/wordml/cid" xmlns:w16="http://schemas.microsoft.com/office/word/2018/wordml" xmlns:w16sdtdh="http://schemas.microsoft.com/office/word/2020/wordml/sdtdatahash" xmlns:w16se="http://schemas.microsoft.com/office/word/2015/wordml/symex" xmlns:wpg="http://schemas.microsoft.com/office/word/2010/wordprocessingGroup" xmlns:wpi="http://schemas.microsoft.com/office/word/2010/wordprocessingInk" xmlns:wne="http://schemas.microsoft.com/office/word/2006/wordml" xmlns:wps="http://schemas.microsoft.com/office/word/2010/wordprocessingShape" mc:Ignorable="w14 w15 w16se w16cid w16 w16cex w16sdtdh wp14">
   <w:abstractNum w:abstractNumId="0" w15:restartNumberingAfterBreak="0">
+    <w:nsid w:val="00EF7CE9"/>
+    <w:multiLevelType w:val="multilevel"/>
+    <w:tmpl w:val="A436138A"/>
+    <w:lvl w:ilvl="0">
+      <w:start w:val="1"/>
+      <w:numFmt w:val="decimal"/>
+      <w:lvlText w:val="%1."/>
+      <w:lvlJc w:val="left"/>
+      <w:pPr>
+        <w:tabs>
+          <w:tab w:val="num" w:pos="720"/>
+        </w:tabs>
+        <w:ind w:left="720" w:hanging="360"/>
+      </w:pPr>
+    </w:lvl>
+    <w:lvl w:ilvl="1" w:tentative="1">
+      <w:start w:val="1"/>
+      <w:numFmt w:val="decimal"/>
+      <w:lvlText w:val="%2."/>
+      <w:lvlJc w:val="left"/>
+      <w:pPr>
+        <w:tabs>
+          <w:tab w:val="num" w:pos="1440"/>
+        </w:tabs>
+        <w:ind w:left="1440" w:hanging="360"/>
+      </w:pPr>
+    </w:lvl>
+    <w:lvl w:ilvl="2" w:tentative="1">
+      <w:start w:val="1"/>
+      <w:numFmt w:val="decimal"/>
+      <w:lvlText w:val="%3."/>
+      <w:lvlJc w:val="left"/>
+      <w:pPr>
+        <w:tabs>
+          <w:tab w:val="num" w:pos="2160"/>
+        </w:tabs>
+        <w:ind w:left="2160" w:hanging="360"/>
+      </w:pPr>
+    </w:lvl>
+    <w:lvl w:ilvl="3" w:tentative="1">
+      <w:start w:val="1"/>
+      <w:numFmt w:val="decimal"/>
+      <w:lvlText w:val="%4."/>
+      <w:lvlJc w:val="left"/>
+      <w:pPr>
+        <w:tabs>
+          <w:tab w:val="num" w:pos="2880"/>
+        </w:tabs>
+        <w:ind w:left="2880" w:hanging="360"/>
+      </w:pPr>
+    </w:lvl>
+    <w:lvl w:ilvl="4" w:tentative="1">
+      <w:start w:val="1"/>
+      <w:numFmt w:val="decimal"/>
+      <w:lvlText w:val="%5."/>
+      <w:lvlJc w:val="left"/>
+      <w:pPr>
+        <w:tabs>
+          <w:tab w:val="num" w:pos="3600"/>
+        </w:tabs>
+        <w:ind w:left="3600" w:hanging="360"/>
+      </w:pPr>
+    </w:lvl>
+    <w:lvl w:ilvl="5" w:tentative="1">
+      <w:start w:val="1"/>
+      <w:numFmt w:val="decimal"/>
+      <w:lvlText w:val="%6."/>
+      <w:lvlJc w:val="left"/>
+      <w:pPr>
+        <w:tabs>
+          <w:tab w:val="num" w:pos="4320"/>
+        </w:tabs>
+        <w:ind w:left="4320" w:hanging="360"/>
+      </w:pPr>
+    </w:lvl>
+    <w:lvl w:ilvl="6" w:tentative="1">
+      <w:start w:val="1"/>
+      <w:numFmt w:val="decimal"/>
+      <w:lvlText w:val="%7."/>
+      <w:lvlJc w:val="left"/>
+      <w:pPr>
+        <w:tabs>
+          <w:tab w:val="num" w:pos="5040"/>
+        </w:tabs>
+        <w:ind w:left="5040" w:hanging="360"/>
+      </w:pPr>
+    </w:lvl>
+    <w:lvl w:ilvl="7" w:tentative="1">
+      <w:start w:val="1"/>
+      <w:numFmt w:val="decimal"/>
+      <w:lvlText w:val="%8."/>
+      <w:lvlJc w:val="left"/>
+      <w:pPr>
+        <w:tabs>
+          <w:tab w:val="num" w:pos="5760"/>
+        </w:tabs>
+        <w:ind w:left="5760" w:hanging="360"/>
+      </w:pPr>
+    </w:lvl>
+    <w:lvl w:ilvl="8" w:tentative="1">
+      <w:start w:val="1"/>
+      <w:numFmt w:val="decimal"/>
+      <w:lvlText w:val="%9."/>
+      <w:lvlJc w:val="left"/>
+      <w:pPr>
+        <w:tabs>
+          <w:tab w:val="num" w:pos="6480"/>
+        </w:tabs>
+        <w:ind w:left="6480" w:hanging="360"/>
+      </w:pPr>
+    </w:lvl>
+  </w:abstractNum>
+  <w:abstractNum w:abstractNumId="1" w15:restartNumberingAfterBreak="0">
+    <w:nsid w:val="1DC3095C"/>
+    <w:multiLevelType w:val="hybridMultilevel"/>
+    <w:tmpl w:val="D4160312"/>
+    <w:lvl w:ilvl="0" w:tplc="D64253BC">
+      <w:start w:val="1"/>
+      <w:numFmt w:val="decimal"/>
+      <w:lvlText w:val="%1."/>
+      <w:lvlJc w:val="left"/>
+      <w:pPr>
+        <w:ind w:left="1080" w:hanging="360"/>
+      </w:pPr>
+      <w:rPr>
+        <w:rFonts w:hint="default"/>
+      </w:rPr>
+    </w:lvl>
+    <w:lvl w:ilvl="1" w:tplc="40090019" w:tentative="1">
+      <w:start w:val="1"/>
+      <w:numFmt w:val="lowerLetter"/>
+      <w:lvlText w:val="%2."/>
+      <w:lvlJc w:val="left"/>
+      <w:pPr>
+        <w:ind w:left="1800" w:hanging="360"/>
+      </w:pPr>
+    </w:lvl>
+    <w:lvl w:ilvl="2" w:tplc="4009001B" w:tentative="1">
+      <w:start w:val="1"/>
+      <w:numFmt w:val="lowerRoman"/>
+      <w:lvlText w:val="%3."/>
+      <w:lvlJc w:val="right"/>
+      <w:pPr>
+        <w:ind w:left="2520" w:hanging="180"/>
+      </w:pPr>
+    </w:lvl>
+    <w:lvl w:ilvl="3" w:tplc="4009000F" w:tentative="1">
+      <w:start w:val="1"/>
+      <w:numFmt w:val="decimal"/>
+      <w:lvlText w:val="%4."/>
+      <w:lvlJc w:val="left"/>
+      <w:pPr>
+        <w:ind w:left="3240" w:hanging="360"/>
+      </w:pPr>
+    </w:lvl>
+    <w:lvl w:ilvl="4" w:tplc="40090019" w:tentative="1">
+      <w:start w:val="1"/>
+      <w:numFmt w:val="lowerLetter"/>
+      <w:lvlText w:val="%5."/>
+      <w:lvlJc w:val="left"/>
+      <w:pPr>
+        <w:ind w:left="3960" w:hanging="360"/>
+      </w:pPr>
+    </w:lvl>
+    <w:lvl w:ilvl="5" w:tplc="4009001B" w:tentative="1">
+      <w:start w:val="1"/>
+      <w:numFmt w:val="lowerRoman"/>
+      <w:lvlText w:val="%6."/>
+      <w:lvlJc w:val="right"/>
+      <w:pPr>
+        <w:ind w:left="4680" w:hanging="180"/>
+      </w:pPr>
+    </w:lvl>
+    <w:lvl w:ilvl="6" w:tplc="4009000F" w:tentative="1">
+      <w:start w:val="1"/>
+      <w:numFmt w:val="decimal"/>
+      <w:lvlText w:val="%7."/>
+      <w:lvlJc w:val="left"/>
+      <w:pPr>
+        <w:ind w:left="5400" w:hanging="360"/>
+      </w:pPr>
+    </w:lvl>
+    <w:lvl w:ilvl="7" w:tplc="40090019" w:tentative="1">
+      <w:start w:val="1"/>
+      <w:numFmt w:val="lowerLetter"/>
+      <w:lvlText w:val="%8."/>
+      <w:lvlJc w:val="left"/>
+      <w:pPr>
+        <w:ind w:left="6120" w:hanging="360"/>
+      </w:pPr>
+    </w:lvl>
+    <w:lvl w:ilvl="8" w:tplc="4009001B" w:tentative="1">
+      <w:start w:val="1"/>
+      <w:numFmt w:val="lowerRoman"/>
+      <w:lvlText w:val="%9."/>
+      <w:lvlJc w:val="right"/>
+      <w:pPr>
+        <w:ind w:left="6840" w:hanging="180"/>
+      </w:pPr>
+    </w:lvl>
+  </w:abstractNum>
+  <w:abstractNum w:abstractNumId="2" w15:restartNumberingAfterBreak="0">
+    <w:nsid w:val="28642D7A"/>
+    <w:multiLevelType w:val="multilevel"/>
+    <w:tmpl w:val="CECAA2CE"/>
+    <w:lvl w:ilvl="0">
+      <w:start w:val="1"/>
+      <w:numFmt w:val="bullet"/>
+      <w:lvlText w:val=""/>
+      <w:lvlJc w:val="left"/>
+      <w:pPr>
+        <w:tabs>
+          <w:tab w:val="num" w:pos="720"/>
+        </w:tabs>
+        <w:ind w:left="720" w:hanging="360"/>
+      </w:pPr>
+      <w:rPr>
+        <w:rFonts w:ascii="Symbol" w:hAnsi="Symbol" w:hint="default"/>
+        <w:sz w:val="20"/>
+      </w:rPr>
+    </w:lvl>
+    <w:lvl w:ilvl="1" w:tentative="1">
+      <w:start w:val="1"/>
+      <w:numFmt w:val="bullet"/>
+      <w:lvlText w:val="o"/>
+      <w:lvlJc w:val="left"/>
+      <w:pPr>
+        <w:tabs>
+          <w:tab w:val="num" w:pos="1440"/>
+        </w:tabs>
+        <w:ind w:left="1440" w:hanging="360"/>
+      </w:pPr>
+      <w:rPr>
+        <w:rFonts w:ascii="Courier New" w:hAnsi="Courier New" w:hint="default"/>
+        <w:sz w:val="20"/>
+      </w:rPr>
+    </w:lvl>
+    <w:lvl w:ilvl="2" w:tentative="1">
+      <w:start w:val="1"/>
+      <w:numFmt w:val="bullet"/>
+      <w:lvlText w:val=""/>
+      <w:lvlJc w:val="left"/>
+      <w:pPr>
+        <w:tabs>
+          <w:tab w:val="num" w:pos="2160"/>
+        </w:tabs>
+        <w:ind w:left="2160" w:hanging="360"/>
+      </w:pPr>
+      <w:rPr>
+        <w:rFonts w:ascii="Wingdings" w:hAnsi="Wingdings" w:hint="default"/>
+        <w:sz w:val="20"/>
+      </w:rPr>
+    </w:lvl>
+    <w:lvl w:ilvl="3" w:tentative="1">
+      <w:start w:val="1"/>
+      <w:numFmt w:val="bullet"/>
+      <w:lvlText w:val=""/>
+      <w:lvlJc w:val="left"/>
+      <w:pPr>
+        <w:tabs>
+          <w:tab w:val="num" w:pos="2880"/>
+        </w:tabs>
+        <w:ind w:left="2880" w:hanging="360"/>
+      </w:pPr>
+      <w:rPr>
+        <w:rFonts w:ascii="Wingdings" w:hAnsi="Wingdings" w:hint="default"/>
+        <w:sz w:val="20"/>
+      </w:rPr>
+    </w:lvl>
+    <w:lvl w:ilvl="4" w:tentative="1">
+      <w:start w:val="1"/>
+      <w:numFmt w:val="bullet"/>
+      <w:lvlText w:val=""/>
+      <w:lvlJc w:val="left"/>
+      <w:pPr>
+        <w:tabs>
+          <w:tab w:val="num" w:pos="3600"/>
+        </w:tabs>
+        <w:ind w:left="3600" w:hanging="360"/>
+      </w:pPr>
+      <w:rPr>
+        <w:rFonts w:ascii="Wingdings" w:hAnsi="Wingdings" w:hint="default"/>
+        <w:sz w:val="20"/>
+      </w:rPr>
+    </w:lvl>
+    <w:lvl w:ilvl="5" w:tentative="1">
+      <w:start w:val="1"/>
+      <w:numFmt w:val="bullet"/>
+      <w:lvlText w:val=""/>
+      <w:lvlJc w:val="left"/>
+      <w:pPr>
+        <w:tabs>
+          <w:tab w:val="num" w:pos="4320"/>
+        </w:tabs>
+        <w:ind w:left="4320" w:hanging="360"/>
+      </w:pPr>
+      <w:rPr>
+        <w:rFonts w:ascii="Wingdings" w:hAnsi="Wingdings" w:hint="default"/>
+        <w:sz w:val="20"/>
+      </w:rPr>
+    </w:lvl>
+    <w:lvl w:ilvl="6" w:tentative="1">
+      <w:start w:val="1"/>
+      <w:numFmt w:val="bullet"/>
+      <w:lvlText w:val=""/>
+      <w:lvlJc w:val="left"/>
+      <w:pPr>
+        <w:tabs>
+          <w:tab w:val="num" w:pos="5040"/>
+        </w:tabs>
+        <w:ind w:left="5040" w:hanging="360"/>
+      </w:pPr>
+      <w:rPr>
+        <w:rFonts w:ascii="Wingdings" w:hAnsi="Wingdings" w:hint="default"/>
+        <w:sz w:val="20"/>
+      </w:rPr>
+    </w:lvl>
+    <w:lvl w:ilvl="7" w:tentative="1">
+      <w:start w:val="1"/>
+      <w:numFmt w:val="bullet"/>
+      <w:lvlText w:val=""/>
+      <w:lvlJc w:val="left"/>
+      <w:pPr>
+        <w:tabs>
+          <w:tab w:val="num" w:pos="5760"/>
+        </w:tabs>
+        <w:ind w:left="5760" w:hanging="360"/>
+      </w:pPr>
+      <w:rPr>
+        <w:rFonts w:ascii="Wingdings" w:hAnsi="Wingdings" w:hint="default"/>
+        <w:sz w:val="20"/>
+      </w:rPr>
+    </w:lvl>
+    <w:lvl w:ilvl="8" w:tentative="1">
+      <w:start w:val="1"/>
+      <w:numFmt w:val="bullet"/>
+      <w:lvlText w:val=""/>
+      <w:lvlJc w:val="left"/>
+      <w:pPr>
+        <w:tabs>
+          <w:tab w:val="num" w:pos="6480"/>
+        </w:tabs>
+        <w:ind w:left="6480" w:hanging="360"/>
+      </w:pPr>
+      <w:rPr>
+        <w:rFonts w:ascii="Wingdings" w:hAnsi="Wingdings" w:hint="default"/>
+        <w:sz w:val="20"/>
+      </w:rPr>
+    </w:lvl>
+  </w:abstractNum>
+  <w:abstractNum w:abstractNumId="3" w15:restartNumberingAfterBreak="0">
+    <w:nsid w:val="45230E53"/>
+    <w:multiLevelType w:val="multilevel"/>
+    <w:tmpl w:val="789088B2"/>
+    <w:lvl w:ilvl="0">
+      <w:start w:val="1"/>
+      <w:numFmt w:val="bullet"/>
+      <w:lvlText w:val=""/>
+      <w:lvlJc w:val="left"/>
+      <w:pPr>
+        <w:tabs>
+          <w:tab w:val="num" w:pos="720"/>
+        </w:tabs>
+        <w:ind w:left="720" w:hanging="360"/>
+      </w:pPr>
+      <w:rPr>
+        <w:rFonts w:ascii="Symbol" w:hAnsi="Symbol" w:hint="default"/>
+        <w:sz w:val="20"/>
+      </w:rPr>
+    </w:lvl>
+    <w:lvl w:ilvl="1" w:tentative="1">
+      <w:start w:val="1"/>
+      <w:numFmt w:val="bullet"/>
+      <w:lvlText w:val="o"/>
+      <w:lvlJc w:val="left"/>
+      <w:pPr>
+        <w:tabs>
+          <w:tab w:val="num" w:pos="1440"/>
+        </w:tabs>
+        <w:ind w:left="1440" w:hanging="360"/>
+      </w:pPr>
+      <w:rPr>
+        <w:rFonts w:ascii="Courier New" w:hAnsi="Courier New" w:hint="default"/>
+        <w:sz w:val="20"/>
+      </w:rPr>
+    </w:lvl>
+    <w:lvl w:ilvl="2" w:tentative="1">
+      <w:start w:val="1"/>
+      <w:numFmt w:val="bullet"/>
+      <w:lvlText w:val=""/>
+      <w:lvlJc w:val="left"/>
+      <w:pPr>
+        <w:tabs>
+          <w:tab w:val="num" w:pos="2160"/>
+        </w:tabs>
+        <w:ind w:left="2160" w:hanging="360"/>
+      </w:pPr>
+      <w:rPr>
+        <w:rFonts w:ascii="Wingdings" w:hAnsi="Wingdings" w:hint="default"/>
+        <w:sz w:val="20"/>
+      </w:rPr>
+    </w:lvl>
+    <w:lvl w:ilvl="3" w:tentative="1">
+      <w:start w:val="1"/>
+      <w:numFmt w:val="bullet"/>
+      <w:lvlText w:val=""/>
+      <w:lvlJc w:val="left"/>
+      <w:pPr>
+        <w:tabs>
+          <w:tab w:val="num" w:pos="2880"/>
+        </w:tabs>
+        <w:ind w:left="2880" w:hanging="360"/>
+      </w:pPr>
+      <w:rPr>
+        <w:rFonts w:ascii="Wingdings" w:hAnsi="Wingdings" w:hint="default"/>
+        <w:sz w:val="20"/>
+      </w:rPr>
+    </w:lvl>
+    <w:lvl w:ilvl="4" w:tentative="1">
+      <w:start w:val="1"/>
+      <w:numFmt w:val="bullet"/>
+      <w:lvlText w:val=""/>
+      <w:lvlJc w:val="left"/>
+      <w:pPr>
+        <w:tabs>
+          <w:tab w:val="num" w:pos="3600"/>
+        </w:tabs>
+        <w:ind w:left="3600" w:hanging="360"/>
+      </w:pPr>
+      <w:rPr>
+        <w:rFonts w:ascii="Wingdings" w:hAnsi="Wingdings" w:hint="default"/>
+        <w:sz w:val="20"/>
+      </w:rPr>
+    </w:lvl>
+    <w:lvl w:ilvl="5" w:tentative="1">
+      <w:start w:val="1"/>
+      <w:numFmt w:val="bullet"/>
+      <w:lvlText w:val=""/>
+      <w:lvlJc w:val="left"/>
+      <w:pPr>
+        <w:tabs>
+          <w:tab w:val="num" w:pos="4320"/>
+        </w:tabs>
+        <w:ind w:left="4320" w:hanging="360"/>
+      </w:pPr>
+      <w:rPr>
+        <w:rFonts w:ascii="Wingdings" w:hAnsi="Wingdings" w:hint="default"/>
+        <w:sz w:val="20"/>
+      </w:rPr>
+    </w:lvl>
+    <w:lvl w:ilvl="6" w:tentative="1">
+      <w:start w:val="1"/>
+      <w:numFmt w:val="bullet"/>
+      <w:lvlText w:val=""/>
+      <w:lvlJc w:val="left"/>
+      <w:pPr>
+        <w:tabs>
+          <w:tab w:val="num" w:pos="5040"/>
+        </w:tabs>
+        <w:ind w:left="5040" w:hanging="360"/>
+      </w:pPr>
+      <w:rPr>
+        <w:rFonts w:ascii="Wingdings" w:hAnsi="Wingdings" w:hint="default"/>
+        <w:sz w:val="20"/>
+      </w:rPr>
+    </w:lvl>
+    <w:lvl w:ilvl="7" w:tentative="1">
+      <w:start w:val="1"/>
+      <w:numFmt w:val="bullet"/>
+      <w:lvlText w:val=""/>
+      <w:lvlJc w:val="left"/>
+      <w:pPr>
+        <w:tabs>
+          <w:tab w:val="num" w:pos="5760"/>
+        </w:tabs>
+        <w:ind w:left="5760" w:hanging="360"/>
+      </w:pPr>
+      <w:rPr>
+        <w:rFonts w:ascii="Wingdings" w:hAnsi="Wingdings" w:hint="default"/>
+        <w:sz w:val="20"/>
+      </w:rPr>
+    </w:lvl>
+    <w:lvl w:ilvl="8" w:tentative="1">
+      <w:start w:val="1"/>
+      <w:numFmt w:val="bullet"/>
+      <w:lvlText w:val=""/>
+      <w:lvlJc w:val="left"/>
+      <w:pPr>
+        <w:tabs>
+          <w:tab w:val="num" w:pos="6480"/>
+        </w:tabs>
+        <w:ind w:left="6480" w:hanging="360"/>
+      </w:pPr>
+      <w:rPr>
+        <w:rFonts w:ascii="Wingdings" w:hAnsi="Wingdings" w:hint="default"/>
+        <w:sz w:val="20"/>
+      </w:rPr>
+    </w:lvl>
+  </w:abstractNum>
+  <w:abstractNum w:abstractNumId="4" w15:restartNumberingAfterBreak="0">
+    <w:nsid w:val="45324127"/>
+    <w:multiLevelType w:val="hybridMultilevel"/>
+    <w:tmpl w:val="AA62F9A2"/>
+    <w:lvl w:ilvl="0" w:tplc="4009000F">
+      <w:start w:val="1"/>
+      <w:numFmt w:val="decimal"/>
+      <w:lvlText w:val="%1."/>
+      <w:lvlJc w:val="left"/>
+      <w:pPr>
+        <w:ind w:left="720" w:hanging="360"/>
+      </w:pPr>
+      <w:rPr>
+        <w:rFonts w:hint="default"/>
+      </w:rPr>
+    </w:lvl>
+    <w:lvl w:ilvl="1" w:tplc="40090019">
+      <w:start w:val="1"/>
+      <w:numFmt w:val="lowerLetter"/>
+      <w:lvlText w:val="%2."/>
+      <w:lvlJc w:val="left"/>
+      <w:pPr>
+        <w:ind w:left="1440" w:hanging="360"/>
+      </w:pPr>
+    </w:lvl>
+    <w:lvl w:ilvl="2" w:tplc="4009001B" w:tentative="1">
+      <w:start w:val="1"/>
+      <w:numFmt w:val="lowerRoman"/>
+      <w:lvlText w:val="%3."/>
+      <w:lvlJc w:val="right"/>
+      <w:pPr>
+        <w:ind w:left="2160" w:hanging="180"/>
+      </w:pPr>
+    </w:lvl>
+    <w:lvl w:ilvl="3" w:tplc="4009000F" w:tentative="1">
+      <w:start w:val="1"/>
+      <w:numFmt w:val="decimal"/>
+      <w:lvlText w:val="%4."/>
+      <w:lvlJc w:val="left"/>
+      <w:pPr>
+        <w:ind w:left="2880" w:hanging="360"/>
+      </w:pPr>
+    </w:lvl>
+    <w:lvl w:ilvl="4" w:tplc="40090019" w:tentative="1">
+      <w:start w:val="1"/>
+      <w:numFmt w:val="lowerLetter"/>
+      <w:lvlText w:val="%5."/>
+      <w:lvlJc w:val="left"/>
+      <w:pPr>
+        <w:ind w:left="3600" w:hanging="360"/>
+      </w:pPr>
+    </w:lvl>
+    <w:lvl w:ilvl="5" w:tplc="4009001B" w:tentative="1">
+      <w:start w:val="1"/>
+      <w:numFmt w:val="lowerRoman"/>
+      <w:lvlText w:val="%6."/>
+      <w:lvlJc w:val="right"/>
+      <w:pPr>
+        <w:ind w:left="4320" w:hanging="180"/>
+      </w:pPr>
+    </w:lvl>
+    <w:lvl w:ilvl="6" w:tplc="4009000F" w:tentative="1">
+      <w:start w:val="1"/>
+      <w:numFmt w:val="decimal"/>
+      <w:lvlText w:val="%7."/>
+      <w:lvlJc w:val="left"/>
+      <w:pPr>
+        <w:ind w:left="5040" w:hanging="360"/>
+      </w:pPr>
+    </w:lvl>
+    <w:lvl w:ilvl="7" w:tplc="40090019" w:tentative="1">
+      <w:start w:val="1"/>
+      <w:numFmt w:val="lowerLetter"/>
+      <w:lvlText w:val="%8."/>
+      <w:lvlJc w:val="left"/>
+      <w:pPr>
+        <w:ind w:left="5760" w:hanging="360"/>
+      </w:pPr>
+    </w:lvl>
+    <w:lvl w:ilvl="8" w:tplc="4009001B" w:tentative="1">
+      <w:start w:val="1"/>
+      <w:numFmt w:val="lowerRoman"/>
+      <w:lvlText w:val="%9."/>
+      <w:lvlJc w:val="right"/>
+      <w:pPr>
+        <w:ind w:left="6480" w:hanging="180"/>
+      </w:pPr>
+    </w:lvl>
+  </w:abstractNum>
+  <w:abstractNum w:abstractNumId="5" w15:restartNumberingAfterBreak="0">
+    <w:nsid w:val="49FD4316"/>
+    <w:multiLevelType w:val="multilevel"/>
+    <w:tmpl w:val="CCDC9DA8"/>
+    <w:lvl w:ilvl="0">
+      <w:start w:val="1"/>
+      <w:numFmt w:val="bullet"/>
+      <w:lvlText w:val=""/>
+      <w:lvlJc w:val="left"/>
+      <w:pPr>
+        <w:tabs>
+          <w:tab w:val="num" w:pos="720"/>
+        </w:tabs>
+        <w:ind w:left="720" w:hanging="360"/>
+      </w:pPr>
+      <w:rPr>
+        <w:rFonts w:ascii="Symbol" w:hAnsi="Symbol" w:hint="default"/>
+        <w:sz w:val="20"/>
+      </w:rPr>
+    </w:lvl>
+    <w:lvl w:ilvl="1" w:tentative="1">
+      <w:start w:val="1"/>
+      <w:numFmt w:val="bullet"/>
+      <w:lvlText w:val="o"/>
+      <w:lvlJc w:val="left"/>
+      <w:pPr>
+        <w:tabs>
+          <w:tab w:val="num" w:pos="1440"/>
+        </w:tabs>
+        <w:ind w:left="1440" w:hanging="360"/>
+      </w:pPr>
+      <w:rPr>
+        <w:rFonts w:ascii="Courier New" w:hAnsi="Courier New" w:hint="default"/>
+        <w:sz w:val="20"/>
+      </w:rPr>
+    </w:lvl>
+    <w:lvl w:ilvl="2" w:tentative="1">
+      <w:start w:val="1"/>
+      <w:numFmt w:val="bullet"/>
+      <w:lvlText w:val=""/>
+      <w:lvlJc w:val="left"/>
+      <w:pPr>
+        <w:tabs>
+          <w:tab w:val="num" w:pos="2160"/>
+        </w:tabs>
+        <w:ind w:left="2160" w:hanging="360"/>
+      </w:pPr>
+      <w:rPr>
+        <w:rFonts w:ascii="Wingdings" w:hAnsi="Wingdings" w:hint="default"/>
+        <w:sz w:val="20"/>
+      </w:rPr>
+    </w:lvl>
+    <w:lvl w:ilvl="3" w:tentative="1">
+      <w:start w:val="1"/>
+      <w:numFmt w:val="bullet"/>
+      <w:lvlText w:val=""/>
+      <w:lvlJc w:val="left"/>
+      <w:pPr>
+        <w:tabs>
+          <w:tab w:val="num" w:pos="2880"/>
+        </w:tabs>
+        <w:ind w:left="2880" w:hanging="360"/>
+      </w:pPr>
+      <w:rPr>
+        <w:rFonts w:ascii="Wingdings" w:hAnsi="Wingdings" w:hint="default"/>
+        <w:sz w:val="20"/>
+      </w:rPr>
+    </w:lvl>
+    <w:lvl w:ilvl="4" w:tentative="1">
+      <w:start w:val="1"/>
+      <w:numFmt w:val="bullet"/>
+      <w:lvlText w:val=""/>
+      <w:lvlJc w:val="left"/>
+      <w:pPr>
+        <w:tabs>
+          <w:tab w:val="num" w:pos="3600"/>
+        </w:tabs>
+        <w:ind w:left="3600" w:hanging="360"/>
+      </w:pPr>
+      <w:rPr>
+        <w:rFonts w:ascii="Wingdings" w:hAnsi="Wingdings" w:hint="default"/>
+        <w:sz w:val="20"/>
+      </w:rPr>
+    </w:lvl>
+    <w:lvl w:ilvl="5" w:tentative="1">
+      <w:start w:val="1"/>
+      <w:numFmt w:val="bullet"/>
+      <w:lvlText w:val=""/>
+      <w:lvlJc w:val="left"/>
+      <w:pPr>
+        <w:tabs>
+          <w:tab w:val="num" w:pos="4320"/>
+        </w:tabs>
+        <w:ind w:left="4320" w:hanging="360"/>
+      </w:pPr>
+      <w:rPr>
+        <w:rFonts w:ascii="Wingdings" w:hAnsi="Wingdings" w:hint="default"/>
+        <w:sz w:val="20"/>
+      </w:rPr>
+    </w:lvl>
+    <w:lvl w:ilvl="6" w:tentative="1">
+      <w:start w:val="1"/>
+      <w:numFmt w:val="bullet"/>
+      <w:lvlText w:val=""/>
+      <w:lvlJc w:val="left"/>
+      <w:pPr>
+        <w:tabs>
+          <w:tab w:val="num" w:pos="5040"/>
+        </w:tabs>
+        <w:ind w:left="5040" w:hanging="360"/>
+      </w:pPr>
+      <w:rPr>
+        <w:rFonts w:ascii="Wingdings" w:hAnsi="Wingdings" w:hint="default"/>
+        <w:sz w:val="20"/>
+      </w:rPr>
+    </w:lvl>
+    <w:lvl w:ilvl="7" w:tentative="1">
+      <w:start w:val="1"/>
+      <w:numFmt w:val="bullet"/>
+      <w:lvlText w:val=""/>
+      <w:lvlJc w:val="left"/>
+      <w:pPr>
+        <w:tabs>
+          <w:tab w:val="num" w:pos="5760"/>
+        </w:tabs>
+        <w:ind w:left="5760" w:hanging="360"/>
+      </w:pPr>
+      <w:rPr>
+        <w:rFonts w:ascii="Wingdings" w:hAnsi="Wingdings" w:hint="default"/>
+        <w:sz w:val="20"/>
+      </w:rPr>
+    </w:lvl>
+    <w:lvl w:ilvl="8" w:tentative="1">
+      <w:start w:val="1"/>
+      <w:numFmt w:val="bullet"/>
+      <w:lvlText w:val=""/>
+      <w:lvlJc w:val="left"/>
+      <w:pPr>
+        <w:tabs>
+          <w:tab w:val="num" w:pos="6480"/>
+        </w:tabs>
+        <w:ind w:left="6480" w:hanging="360"/>
+      </w:pPr>
+      <w:rPr>
+        <w:rFonts w:ascii="Wingdings" w:hAnsi="Wingdings" w:hint="default"/>
+        <w:sz w:val="20"/>
+      </w:rPr>
+    </w:lvl>
+  </w:abstractNum>
+  <w:abstractNum w:abstractNumId="6" w15:restartNumberingAfterBreak="0">
+    <w:nsid w:val="4C4A084C"/>
+    <w:multiLevelType w:val="multilevel"/>
+    <w:tmpl w:val="0882B220"/>
+    <w:lvl w:ilvl="0">
+      <w:start w:val="1"/>
+      <w:numFmt w:val="bullet"/>
+      <w:lvlText w:val=""/>
+      <w:lvlJc w:val="left"/>
+      <w:pPr>
+        <w:tabs>
+          <w:tab w:val="num" w:pos="720"/>
+        </w:tabs>
+        <w:ind w:left="720" w:hanging="360"/>
+      </w:pPr>
+      <w:rPr>
+        <w:rFonts w:ascii="Symbol" w:hAnsi="Symbol" w:hint="default"/>
+        <w:sz w:val="20"/>
+      </w:rPr>
+    </w:lvl>
+    <w:lvl w:ilvl="1">
+      <w:start w:val="1"/>
+      <w:numFmt w:val="decimal"/>
+      <w:lvlText w:val="%2."/>
+      <w:lvlJc w:val="left"/>
+      <w:pPr>
+        <w:ind w:left="1440" w:hanging="360"/>
+      </w:pPr>
+      <w:rPr>
+        <w:rFonts w:hint="default"/>
+      </w:rPr>
+    </w:lvl>
+    <w:lvl w:ilvl="2" w:tentative="1">
+      <w:start w:val="1"/>
+      <w:numFmt w:val="bullet"/>
+      <w:lvlText w:val=""/>
+      <w:lvlJc w:val="left"/>
+      <w:pPr>
+        <w:tabs>
+          <w:tab w:val="num" w:pos="2160"/>
+        </w:tabs>
+        <w:ind w:left="2160" w:hanging="360"/>
+      </w:pPr>
+      <w:rPr>
+        <w:rFonts w:ascii="Wingdings" w:hAnsi="Wingdings" w:hint="default"/>
+        <w:sz w:val="20"/>
+      </w:rPr>
+    </w:lvl>
+    <w:lvl w:ilvl="3" w:tentative="1">
+      <w:start w:val="1"/>
+      <w:numFmt w:val="bullet"/>
+      <w:lvlText w:val=""/>
+      <w:lvlJc w:val="left"/>
+      <w:pPr>
+        <w:tabs>
+          <w:tab w:val="num" w:pos="2880"/>
+        </w:tabs>
+        <w:ind w:left="2880" w:hanging="360"/>
+      </w:pPr>
+      <w:rPr>
+        <w:rFonts w:ascii="Wingdings" w:hAnsi="Wingdings" w:hint="default"/>
+        <w:sz w:val="20"/>
+      </w:rPr>
+    </w:lvl>
+    <w:lvl w:ilvl="4" w:tentative="1">
+      <w:start w:val="1"/>
+      <w:numFmt w:val="bullet"/>
+      <w:lvlText w:val=""/>
+      <w:lvlJc w:val="left"/>
+      <w:pPr>
+        <w:tabs>
+          <w:tab w:val="num" w:pos="3600"/>
+        </w:tabs>
+        <w:ind w:left="3600" w:hanging="360"/>
+      </w:pPr>
+      <w:rPr>
+        <w:rFonts w:ascii="Wingdings" w:hAnsi="Wingdings" w:hint="default"/>
+        <w:sz w:val="20"/>
+      </w:rPr>
+    </w:lvl>
+    <w:lvl w:ilvl="5" w:tentative="1">
+      <w:start w:val="1"/>
+      <w:numFmt w:val="bullet"/>
+      <w:lvlText w:val=""/>
+      <w:lvlJc w:val="left"/>
+      <w:pPr>
+        <w:tabs>
+          <w:tab w:val="num" w:pos="4320"/>
+        </w:tabs>
+        <w:ind w:left="4320" w:hanging="360"/>
+      </w:pPr>
+      <w:rPr>
+        <w:rFonts w:ascii="Wingdings" w:hAnsi="Wingdings" w:hint="default"/>
+        <w:sz w:val="20"/>
+      </w:rPr>
+    </w:lvl>
+    <w:lvl w:ilvl="6" w:tentative="1">
+      <w:start w:val="1"/>
+      <w:numFmt w:val="bullet"/>
+      <w:lvlText w:val=""/>
+      <w:lvlJc w:val="left"/>
+      <w:pPr>
+        <w:tabs>
+          <w:tab w:val="num" w:pos="5040"/>
+        </w:tabs>
+        <w:ind w:left="5040" w:hanging="360"/>
+      </w:pPr>
+      <w:rPr>
+        <w:rFonts w:ascii="Wingdings" w:hAnsi="Wingdings" w:hint="default"/>
+        <w:sz w:val="20"/>
+      </w:rPr>
+    </w:lvl>
+    <w:lvl w:ilvl="7" w:tentative="1">
+      <w:start w:val="1"/>
+      <w:numFmt w:val="bullet"/>
+      <w:lvlText w:val=""/>
+      <w:lvlJc w:val="left"/>
+      <w:pPr>
+        <w:tabs>
+          <w:tab w:val="num" w:pos="5760"/>
+        </w:tabs>
+        <w:ind w:left="5760" w:hanging="360"/>
+      </w:pPr>
+      <w:rPr>
+        <w:rFonts w:ascii="Wingdings" w:hAnsi="Wingdings" w:hint="default"/>
+        <w:sz w:val="20"/>
+      </w:rPr>
+    </w:lvl>
+    <w:lvl w:ilvl="8" w:tentative="1">
+      <w:start w:val="1"/>
+      <w:numFmt w:val="bullet"/>
+      <w:lvlText w:val=""/>
+      <w:lvlJc w:val="left"/>
+      <w:pPr>
+        <w:tabs>
+          <w:tab w:val="num" w:pos="6480"/>
+        </w:tabs>
+        <w:ind w:left="6480" w:hanging="360"/>
+      </w:pPr>
+      <w:rPr>
+        <w:rFonts w:ascii="Wingdings" w:hAnsi="Wingdings" w:hint="default"/>
+        <w:sz w:val="20"/>
+      </w:rPr>
+    </w:lvl>
+  </w:abstractNum>
+  <w:abstractNum w:abstractNumId="7" w15:restartNumberingAfterBreak="0">
+    <w:nsid w:val="4EA27106"/>
+    <w:multiLevelType w:val="multilevel"/>
+    <w:tmpl w:val="756C3D2E"/>
+    <w:lvl w:ilvl="0">
+      <w:start w:val="1"/>
+      <w:numFmt w:val="bullet"/>
+      <w:lvlText w:val=""/>
+      <w:lvlJc w:val="left"/>
+      <w:pPr>
+        <w:tabs>
+          <w:tab w:val="num" w:pos="720"/>
+        </w:tabs>
+        <w:ind w:left="720" w:hanging="360"/>
+      </w:pPr>
+      <w:rPr>
+        <w:rFonts w:ascii="Symbol" w:hAnsi="Symbol" w:hint="default"/>
+        <w:sz w:val="20"/>
+      </w:rPr>
+    </w:lvl>
+    <w:lvl w:ilvl="1" w:tentative="1">
+      <w:start w:val="1"/>
+      <w:numFmt w:val="bullet"/>
+      <w:lvlText w:val="o"/>
+      <w:lvlJc w:val="left"/>
+      <w:pPr>
+        <w:tabs>
+          <w:tab w:val="num" w:pos="1440"/>
+        </w:tabs>
+        <w:ind w:left="1440" w:hanging="360"/>
+      </w:pPr>
+      <w:rPr>
+        <w:rFonts w:ascii="Courier New" w:hAnsi="Courier New" w:hint="default"/>
+        <w:sz w:val="20"/>
+      </w:rPr>
+    </w:lvl>
+    <w:lvl w:ilvl="2" w:tentative="1">
+      <w:start w:val="1"/>
+      <w:numFmt w:val="bullet"/>
+      <w:lvlText w:val=""/>
+      <w:lvlJc w:val="left"/>
+      <w:pPr>
+        <w:tabs>
+          <w:tab w:val="num" w:pos="2160"/>
+        </w:tabs>
+        <w:ind w:left="2160" w:hanging="360"/>
+      </w:pPr>
+      <w:rPr>
+        <w:rFonts w:ascii="Wingdings" w:hAnsi="Wingdings" w:hint="default"/>
+        <w:sz w:val="20"/>
+      </w:rPr>
+    </w:lvl>
+    <w:lvl w:ilvl="3" w:tentative="1">
+      <w:start w:val="1"/>
+      <w:numFmt w:val="bullet"/>
+      <w:lvlText w:val=""/>
+      <w:lvlJc w:val="left"/>
+      <w:pPr>
+        <w:tabs>
+          <w:tab w:val="num" w:pos="2880"/>
+        </w:tabs>
+        <w:ind w:left="2880" w:hanging="360"/>
+      </w:pPr>
+      <w:rPr>
+        <w:rFonts w:ascii="Wingdings" w:hAnsi="Wingdings" w:hint="default"/>
+        <w:sz w:val="20"/>
+      </w:rPr>
+    </w:lvl>
+    <w:lvl w:ilvl="4" w:tentative="1">
+      <w:start w:val="1"/>
+      <w:numFmt w:val="bullet"/>
+      <w:lvlText w:val=""/>
+      <w:lvlJc w:val="left"/>
+      <w:pPr>
+        <w:tabs>
+          <w:tab w:val="num" w:pos="3600"/>
+        </w:tabs>
+        <w:ind w:left="3600" w:hanging="360"/>
+      </w:pPr>
+      <w:rPr>
+        <w:rFonts w:ascii="Wingdings" w:hAnsi="Wingdings" w:hint="default"/>
+        <w:sz w:val="20"/>
+      </w:rPr>
+    </w:lvl>
+    <w:lvl w:ilvl="5" w:tentative="1">
+      <w:start w:val="1"/>
+      <w:numFmt w:val="bullet"/>
+      <w:lvlText w:val=""/>
+      <w:lvlJc w:val="left"/>
+      <w:pPr>
+        <w:tabs>
+          <w:tab w:val="num" w:pos="4320"/>
+        </w:tabs>
+        <w:ind w:left="4320" w:hanging="360"/>
+      </w:pPr>
+      <w:rPr>
+        <w:rFonts w:ascii="Wingdings" w:hAnsi="Wingdings" w:hint="default"/>
+        <w:sz w:val="20"/>
+      </w:rPr>
+    </w:lvl>
+    <w:lvl w:ilvl="6" w:tentative="1">
+      <w:start w:val="1"/>
+      <w:numFmt w:val="bullet"/>
+      <w:lvlText w:val=""/>
+      <w:lvlJc w:val="left"/>
+      <w:pPr>
+        <w:tabs>
+          <w:tab w:val="num" w:pos="5040"/>
+        </w:tabs>
+        <w:ind w:left="5040" w:hanging="360"/>
+      </w:pPr>
+      <w:rPr>
+        <w:rFonts w:ascii="Wingdings" w:hAnsi="Wingdings" w:hint="default"/>
+        <w:sz w:val="20"/>
+      </w:rPr>
+    </w:lvl>
+    <w:lvl w:ilvl="7" w:tentative="1">
+      <w:start w:val="1"/>
+      <w:numFmt w:val="bullet"/>
+      <w:lvlText w:val=""/>
+      <w:lvlJc w:val="left"/>
+      <w:pPr>
+        <w:tabs>
+          <w:tab w:val="num" w:pos="5760"/>
+        </w:tabs>
+        <w:ind w:left="5760" w:hanging="360"/>
+      </w:pPr>
+      <w:rPr>
+        <w:rFonts w:ascii="Wingdings" w:hAnsi="Wingdings" w:hint="default"/>
+        <w:sz w:val="20"/>
+      </w:rPr>
+    </w:lvl>
+    <w:lvl w:ilvl="8" w:tentative="1">
+      <w:start w:val="1"/>
+      <w:numFmt w:val="bullet"/>
+      <w:lvlText w:val=""/>
+      <w:lvlJc w:val="left"/>
+      <w:pPr>
+        <w:tabs>
+          <w:tab w:val="num" w:pos="6480"/>
+        </w:tabs>
+        <w:ind w:left="6480" w:hanging="360"/>
+      </w:pPr>
+      <w:rPr>
+        <w:rFonts w:ascii="Wingdings" w:hAnsi="Wingdings" w:hint="default"/>
+        <w:sz w:val="20"/>
+      </w:rPr>
+    </w:lvl>
+  </w:abstractNum>
+  <w:abstractNum w:abstractNumId="8" w15:restartNumberingAfterBreak="0">
+    <w:nsid w:val="5FAC2229"/>
+    <w:multiLevelType w:val="multilevel"/>
+    <w:tmpl w:val="82D6AADE"/>
+    <w:lvl w:ilvl="0">
+      <w:start w:val="1"/>
+      <w:numFmt w:val="bullet"/>
+      <w:lvlText w:val=""/>
+      <w:lvlJc w:val="left"/>
+      <w:pPr>
+        <w:tabs>
+          <w:tab w:val="num" w:pos="720"/>
+        </w:tabs>
+        <w:ind w:left="720" w:hanging="360"/>
+      </w:pPr>
+      <w:rPr>
+        <w:rFonts w:ascii="Symbol" w:hAnsi="Symbol" w:hint="default"/>
+        <w:sz w:val="20"/>
+      </w:rPr>
+    </w:lvl>
+    <w:lvl w:ilvl="1" w:tentative="1">
+      <w:start w:val="1"/>
+      <w:numFmt w:val="bullet"/>
+      <w:lvlText w:val="o"/>
+      <w:lvlJc w:val="left"/>
+      <w:pPr>
+        <w:tabs>
+          <w:tab w:val="num" w:pos="1440"/>
+        </w:tabs>
+        <w:ind w:left="1440" w:hanging="360"/>
+      </w:pPr>
+      <w:rPr>
+        <w:rFonts w:ascii="Courier New" w:hAnsi="Courier New" w:hint="default"/>
+        <w:sz w:val="20"/>
+      </w:rPr>
+    </w:lvl>
+    <w:lvl w:ilvl="2" w:tentative="1">
+      <w:start w:val="1"/>
+      <w:numFmt w:val="bullet"/>
+      <w:lvlText w:val=""/>
+      <w:lvlJc w:val="left"/>
+      <w:pPr>
+        <w:tabs>
+          <w:tab w:val="num" w:pos="2160"/>
+        </w:tabs>
+        <w:ind w:left="2160" w:hanging="360"/>
+      </w:pPr>
+      <w:rPr>
+        <w:rFonts w:ascii="Wingdings" w:hAnsi="Wingdings" w:hint="default"/>
+        <w:sz w:val="20"/>
+      </w:rPr>
+    </w:lvl>
+    <w:lvl w:ilvl="3" w:tentative="1">
+      <w:start w:val="1"/>
+      <w:numFmt w:val="bullet"/>
+      <w:lvlText w:val=""/>
+      <w:lvlJc w:val="left"/>
+      <w:pPr>
+        <w:tabs>
+          <w:tab w:val="num" w:pos="2880"/>
+        </w:tabs>
+        <w:ind w:left="2880" w:hanging="360"/>
+      </w:pPr>
+      <w:rPr>
+        <w:rFonts w:ascii="Wingdings" w:hAnsi="Wingdings" w:hint="default"/>
+        <w:sz w:val="20"/>
+      </w:rPr>
+    </w:lvl>
+    <w:lvl w:ilvl="4" w:tentative="1">
+      <w:start w:val="1"/>
+      <w:numFmt w:val="bullet"/>
+      <w:lvlText w:val=""/>
+      <w:lvlJc w:val="left"/>
+      <w:pPr>
+        <w:tabs>
+          <w:tab w:val="num" w:pos="3600"/>
+        </w:tabs>
+        <w:ind w:left="3600" w:hanging="360"/>
+      </w:pPr>
+      <w:rPr>
+        <w:rFonts w:ascii="Wingdings" w:hAnsi="Wingdings" w:hint="default"/>
+        <w:sz w:val="20"/>
+      </w:rPr>
+    </w:lvl>
+    <w:lvl w:ilvl="5" w:tentative="1">
+      <w:start w:val="1"/>
+      <w:numFmt w:val="bullet"/>
+      <w:lvlText w:val=""/>
+      <w:lvlJc w:val="left"/>
+      <w:pPr>
+        <w:tabs>
+          <w:tab w:val="num" w:pos="4320"/>
+        </w:tabs>
+        <w:ind w:left="4320" w:hanging="360"/>
+      </w:pPr>
+      <w:rPr>
+        <w:rFonts w:ascii="Wingdings" w:hAnsi="Wingdings" w:hint="default"/>
+        <w:sz w:val="20"/>
+      </w:rPr>
+    </w:lvl>
+    <w:lvl w:ilvl="6" w:tentative="1">
+      <w:start w:val="1"/>
+      <w:numFmt w:val="bullet"/>
+      <w:lvlText w:val=""/>
+      <w:lvlJc w:val="left"/>
+      <w:pPr>
+        <w:tabs>
+          <w:tab w:val="num" w:pos="5040"/>
+        </w:tabs>
+        <w:ind w:left="5040" w:hanging="360"/>
+      </w:pPr>
+      <w:rPr>
+        <w:rFonts w:ascii="Wingdings" w:hAnsi="Wingdings" w:hint="default"/>
+        <w:sz w:val="20"/>
+      </w:rPr>
+    </w:lvl>
+    <w:lvl w:ilvl="7" w:tentative="1">
+      <w:start w:val="1"/>
+      <w:numFmt w:val="bullet"/>
+      <w:lvlText w:val=""/>
+      <w:lvlJc w:val="left"/>
+      <w:pPr>
+        <w:tabs>
+          <w:tab w:val="num" w:pos="5760"/>
+        </w:tabs>
+        <w:ind w:left="5760" w:hanging="360"/>
+      </w:pPr>
+      <w:rPr>
+        <w:rFonts w:ascii="Wingdings" w:hAnsi="Wingdings" w:hint="default"/>
+        <w:sz w:val="20"/>
+      </w:rPr>
+    </w:lvl>
+    <w:lvl w:ilvl="8" w:tentative="1">
+      <w:start w:val="1"/>
+      <w:numFmt w:val="bullet"/>
+      <w:lvlText w:val=""/>
+      <w:lvlJc w:val="left"/>
+      <w:pPr>
+        <w:tabs>
+          <w:tab w:val="num" w:pos="6480"/>
+        </w:tabs>
+        <w:ind w:left="6480" w:hanging="360"/>
+      </w:pPr>
+      <w:rPr>
+        <w:rFonts w:ascii="Wingdings" w:hAnsi="Wingdings" w:hint="default"/>
+        <w:sz w:val="20"/>
+      </w:rPr>
+    </w:lvl>
+  </w:abstractNum>
+  <w:abstractNum w:abstractNumId="9" w15:restartNumberingAfterBreak="0">
     <w:nsid w:val="6B9D35D3"/>
     <w:multiLevelType w:val="multilevel"/>
     <w:tmpl w:val="55E23AA8"/>
@@ -698,8 +4573,491 @@
       </w:pPr>
     </w:lvl>
   </w:abstractNum>
+  <w:abstractNum w:abstractNumId="10" w15:restartNumberingAfterBreak="0">
+    <w:nsid w:val="6C0A1A3B"/>
+    <w:multiLevelType w:val="multilevel"/>
+    <w:tmpl w:val="252211E0"/>
+    <w:lvl w:ilvl="0">
+      <w:start w:val="1"/>
+      <w:numFmt w:val="bullet"/>
+      <w:lvlText w:val=""/>
+      <w:lvlJc w:val="left"/>
+      <w:pPr>
+        <w:tabs>
+          <w:tab w:val="num" w:pos="720"/>
+        </w:tabs>
+        <w:ind w:left="720" w:hanging="360"/>
+      </w:pPr>
+      <w:rPr>
+        <w:rFonts w:ascii="Symbol" w:hAnsi="Symbol" w:hint="default"/>
+        <w:sz w:val="20"/>
+      </w:rPr>
+    </w:lvl>
+    <w:lvl w:ilvl="1" w:tentative="1">
+      <w:start w:val="1"/>
+      <w:numFmt w:val="bullet"/>
+      <w:lvlText w:val="o"/>
+      <w:lvlJc w:val="left"/>
+      <w:pPr>
+        <w:tabs>
+          <w:tab w:val="num" w:pos="1440"/>
+        </w:tabs>
+        <w:ind w:left="1440" w:hanging="360"/>
+      </w:pPr>
+      <w:rPr>
+        <w:rFonts w:ascii="Courier New" w:hAnsi="Courier New" w:hint="default"/>
+        <w:sz w:val="20"/>
+      </w:rPr>
+    </w:lvl>
+    <w:lvl w:ilvl="2" w:tentative="1">
+      <w:start w:val="1"/>
+      <w:numFmt w:val="bullet"/>
+      <w:lvlText w:val=""/>
+      <w:lvlJc w:val="left"/>
+      <w:pPr>
+        <w:tabs>
+          <w:tab w:val="num" w:pos="2160"/>
+        </w:tabs>
+        <w:ind w:left="2160" w:hanging="360"/>
+      </w:pPr>
+      <w:rPr>
+        <w:rFonts w:ascii="Wingdings" w:hAnsi="Wingdings" w:hint="default"/>
+        <w:sz w:val="20"/>
+      </w:rPr>
+    </w:lvl>
+    <w:lvl w:ilvl="3" w:tentative="1">
+      <w:start w:val="1"/>
+      <w:numFmt w:val="bullet"/>
+      <w:lvlText w:val=""/>
+      <w:lvlJc w:val="left"/>
+      <w:pPr>
+        <w:tabs>
+          <w:tab w:val="num" w:pos="2880"/>
+        </w:tabs>
+        <w:ind w:left="2880" w:hanging="360"/>
+      </w:pPr>
+      <w:rPr>
+        <w:rFonts w:ascii="Wingdings" w:hAnsi="Wingdings" w:hint="default"/>
+        <w:sz w:val="20"/>
+      </w:rPr>
+    </w:lvl>
+    <w:lvl w:ilvl="4" w:tentative="1">
+      <w:start w:val="1"/>
+      <w:numFmt w:val="bullet"/>
+      <w:lvlText w:val=""/>
+      <w:lvlJc w:val="left"/>
+      <w:pPr>
+        <w:tabs>
+          <w:tab w:val="num" w:pos="3600"/>
+        </w:tabs>
+        <w:ind w:left="3600" w:hanging="360"/>
+      </w:pPr>
+      <w:rPr>
+        <w:rFonts w:ascii="Wingdings" w:hAnsi="Wingdings" w:hint="default"/>
+        <w:sz w:val="20"/>
+      </w:rPr>
+    </w:lvl>
+    <w:lvl w:ilvl="5" w:tentative="1">
+      <w:start w:val="1"/>
+      <w:numFmt w:val="bullet"/>
+      <w:lvlText w:val=""/>
+      <w:lvlJc w:val="left"/>
+      <w:pPr>
+        <w:tabs>
+          <w:tab w:val="num" w:pos="4320"/>
+        </w:tabs>
+        <w:ind w:left="4320" w:hanging="360"/>
+      </w:pPr>
+      <w:rPr>
+        <w:rFonts w:ascii="Wingdings" w:hAnsi="Wingdings" w:hint="default"/>
+        <w:sz w:val="20"/>
+      </w:rPr>
+    </w:lvl>
+    <w:lvl w:ilvl="6" w:tentative="1">
+      <w:start w:val="1"/>
+      <w:numFmt w:val="bullet"/>
+      <w:lvlText w:val=""/>
+      <w:lvlJc w:val="left"/>
+      <w:pPr>
+        <w:tabs>
+          <w:tab w:val="num" w:pos="5040"/>
+        </w:tabs>
+        <w:ind w:left="5040" w:hanging="360"/>
+      </w:pPr>
+      <w:rPr>
+        <w:rFonts w:ascii="Wingdings" w:hAnsi="Wingdings" w:hint="default"/>
+        <w:sz w:val="20"/>
+      </w:rPr>
+    </w:lvl>
+    <w:lvl w:ilvl="7" w:tentative="1">
+      <w:start w:val="1"/>
+      <w:numFmt w:val="bullet"/>
+      <w:lvlText w:val=""/>
+      <w:lvlJc w:val="left"/>
+      <w:pPr>
+        <w:tabs>
+          <w:tab w:val="num" w:pos="5760"/>
+        </w:tabs>
+        <w:ind w:left="5760" w:hanging="360"/>
+      </w:pPr>
+      <w:rPr>
+        <w:rFonts w:ascii="Wingdings" w:hAnsi="Wingdings" w:hint="default"/>
+        <w:sz w:val="20"/>
+      </w:rPr>
+    </w:lvl>
+    <w:lvl w:ilvl="8" w:tentative="1">
+      <w:start w:val="1"/>
+      <w:numFmt w:val="bullet"/>
+      <w:lvlText w:val=""/>
+      <w:lvlJc w:val="left"/>
+      <w:pPr>
+        <w:tabs>
+          <w:tab w:val="num" w:pos="6480"/>
+        </w:tabs>
+        <w:ind w:left="6480" w:hanging="360"/>
+      </w:pPr>
+      <w:rPr>
+        <w:rFonts w:ascii="Wingdings" w:hAnsi="Wingdings" w:hint="default"/>
+        <w:sz w:val="20"/>
+      </w:rPr>
+    </w:lvl>
+  </w:abstractNum>
+  <w:abstractNum w:abstractNumId="11" w15:restartNumberingAfterBreak="0">
+    <w:nsid w:val="7EB53106"/>
+    <w:multiLevelType w:val="multilevel"/>
+    <w:tmpl w:val="D59A1F5C"/>
+    <w:lvl w:ilvl="0">
+      <w:start w:val="1"/>
+      <w:numFmt w:val="bullet"/>
+      <w:lvlText w:val=""/>
+      <w:lvlJc w:val="left"/>
+      <w:pPr>
+        <w:tabs>
+          <w:tab w:val="num" w:pos="720"/>
+        </w:tabs>
+        <w:ind w:left="720" w:hanging="360"/>
+      </w:pPr>
+      <w:rPr>
+        <w:rFonts w:ascii="Symbol" w:hAnsi="Symbol" w:hint="default"/>
+        <w:sz w:val="20"/>
+      </w:rPr>
+    </w:lvl>
+    <w:lvl w:ilvl="1" w:tentative="1">
+      <w:start w:val="1"/>
+      <w:numFmt w:val="bullet"/>
+      <w:lvlText w:val="o"/>
+      <w:lvlJc w:val="left"/>
+      <w:pPr>
+        <w:tabs>
+          <w:tab w:val="num" w:pos="1440"/>
+        </w:tabs>
+        <w:ind w:left="1440" w:hanging="360"/>
+      </w:pPr>
+      <w:rPr>
+        <w:rFonts w:ascii="Courier New" w:hAnsi="Courier New" w:hint="default"/>
+        <w:sz w:val="20"/>
+      </w:rPr>
+    </w:lvl>
+    <w:lvl w:ilvl="2" w:tentative="1">
+      <w:start w:val="1"/>
+      <w:numFmt w:val="bullet"/>
+      <w:lvlText w:val=""/>
+      <w:lvlJc w:val="left"/>
+      <w:pPr>
+        <w:tabs>
+          <w:tab w:val="num" w:pos="2160"/>
+        </w:tabs>
+        <w:ind w:left="2160" w:hanging="360"/>
+      </w:pPr>
+      <w:rPr>
+        <w:rFonts w:ascii="Wingdings" w:hAnsi="Wingdings" w:hint="default"/>
+        <w:sz w:val="20"/>
+      </w:rPr>
+    </w:lvl>
+    <w:lvl w:ilvl="3" w:tentative="1">
+      <w:start w:val="1"/>
+      <w:numFmt w:val="bullet"/>
+      <w:lvlText w:val=""/>
+      <w:lvlJc w:val="left"/>
+      <w:pPr>
+        <w:tabs>
+          <w:tab w:val="num" w:pos="2880"/>
+        </w:tabs>
+        <w:ind w:left="2880" w:hanging="360"/>
+      </w:pPr>
+      <w:rPr>
+        <w:rFonts w:ascii="Wingdings" w:hAnsi="Wingdings" w:hint="default"/>
+        <w:sz w:val="20"/>
+      </w:rPr>
+    </w:lvl>
+    <w:lvl w:ilvl="4" w:tentative="1">
+      <w:start w:val="1"/>
+      <w:numFmt w:val="bullet"/>
+      <w:lvlText w:val=""/>
+      <w:lvlJc w:val="left"/>
+      <w:pPr>
+        <w:tabs>
+          <w:tab w:val="num" w:pos="3600"/>
+        </w:tabs>
+        <w:ind w:left="3600" w:hanging="360"/>
+      </w:pPr>
+      <w:rPr>
+        <w:rFonts w:ascii="Wingdings" w:hAnsi="Wingdings" w:hint="default"/>
+        <w:sz w:val="20"/>
+      </w:rPr>
+    </w:lvl>
+    <w:lvl w:ilvl="5" w:tentative="1">
+      <w:start w:val="1"/>
+      <w:numFmt w:val="bullet"/>
+      <w:lvlText w:val=""/>
+      <w:lvlJc w:val="left"/>
+      <w:pPr>
+        <w:tabs>
+          <w:tab w:val="num" w:pos="4320"/>
+        </w:tabs>
+        <w:ind w:left="4320" w:hanging="360"/>
+      </w:pPr>
+      <w:rPr>
+        <w:rFonts w:ascii="Wingdings" w:hAnsi="Wingdings" w:hint="default"/>
+        <w:sz w:val="20"/>
+      </w:rPr>
+    </w:lvl>
+    <w:lvl w:ilvl="6" w:tentative="1">
+      <w:start w:val="1"/>
+      <w:numFmt w:val="bullet"/>
+      <w:lvlText w:val=""/>
+      <w:lvlJc w:val="left"/>
+      <w:pPr>
+        <w:tabs>
+          <w:tab w:val="num" w:pos="5040"/>
+        </w:tabs>
+        <w:ind w:left="5040" w:hanging="360"/>
+      </w:pPr>
+      <w:rPr>
+        <w:rFonts w:ascii="Wingdings" w:hAnsi="Wingdings" w:hint="default"/>
+        <w:sz w:val="20"/>
+      </w:rPr>
+    </w:lvl>
+    <w:lvl w:ilvl="7" w:tentative="1">
+      <w:start w:val="1"/>
+      <w:numFmt w:val="bullet"/>
+      <w:lvlText w:val=""/>
+      <w:lvlJc w:val="left"/>
+      <w:pPr>
+        <w:tabs>
+          <w:tab w:val="num" w:pos="5760"/>
+        </w:tabs>
+        <w:ind w:left="5760" w:hanging="360"/>
+      </w:pPr>
+      <w:rPr>
+        <w:rFonts w:ascii="Wingdings" w:hAnsi="Wingdings" w:hint="default"/>
+        <w:sz w:val="20"/>
+      </w:rPr>
+    </w:lvl>
+    <w:lvl w:ilvl="8" w:tentative="1">
+      <w:start w:val="1"/>
+      <w:numFmt w:val="bullet"/>
+      <w:lvlText w:val=""/>
+      <w:lvlJc w:val="left"/>
+      <w:pPr>
+        <w:tabs>
+          <w:tab w:val="num" w:pos="6480"/>
+        </w:tabs>
+        <w:ind w:left="6480" w:hanging="360"/>
+      </w:pPr>
+      <w:rPr>
+        <w:rFonts w:ascii="Wingdings" w:hAnsi="Wingdings" w:hint="default"/>
+        <w:sz w:val="20"/>
+      </w:rPr>
+    </w:lvl>
+  </w:abstractNum>
+  <w:abstractNum w:abstractNumId="12" w15:restartNumberingAfterBreak="0">
+    <w:nsid w:val="7FE83308"/>
+    <w:multiLevelType w:val="multilevel"/>
+    <w:tmpl w:val="D4C292D2"/>
+    <w:lvl w:ilvl="0">
+      <w:start w:val="1"/>
+      <w:numFmt w:val="bullet"/>
+      <w:lvlText w:val=""/>
+      <w:lvlJc w:val="left"/>
+      <w:pPr>
+        <w:tabs>
+          <w:tab w:val="num" w:pos="720"/>
+        </w:tabs>
+        <w:ind w:left="720" w:hanging="360"/>
+      </w:pPr>
+      <w:rPr>
+        <w:rFonts w:ascii="Symbol" w:hAnsi="Symbol" w:hint="default"/>
+        <w:sz w:val="20"/>
+      </w:rPr>
+    </w:lvl>
+    <w:lvl w:ilvl="1" w:tentative="1">
+      <w:start w:val="1"/>
+      <w:numFmt w:val="bullet"/>
+      <w:lvlText w:val="o"/>
+      <w:lvlJc w:val="left"/>
+      <w:pPr>
+        <w:tabs>
+          <w:tab w:val="num" w:pos="1440"/>
+        </w:tabs>
+        <w:ind w:left="1440" w:hanging="360"/>
+      </w:pPr>
+      <w:rPr>
+        <w:rFonts w:ascii="Courier New" w:hAnsi="Courier New" w:hint="default"/>
+        <w:sz w:val="20"/>
+      </w:rPr>
+    </w:lvl>
+    <w:lvl w:ilvl="2" w:tentative="1">
+      <w:start w:val="1"/>
+      <w:numFmt w:val="bullet"/>
+      <w:lvlText w:val=""/>
+      <w:lvlJc w:val="left"/>
+      <w:pPr>
+        <w:tabs>
+          <w:tab w:val="num" w:pos="2160"/>
+        </w:tabs>
+        <w:ind w:left="2160" w:hanging="360"/>
+      </w:pPr>
+      <w:rPr>
+        <w:rFonts w:ascii="Wingdings" w:hAnsi="Wingdings" w:hint="default"/>
+        <w:sz w:val="20"/>
+      </w:rPr>
+    </w:lvl>
+    <w:lvl w:ilvl="3" w:tentative="1">
+      <w:start w:val="1"/>
+      <w:numFmt w:val="bullet"/>
+      <w:lvlText w:val=""/>
+      <w:lvlJc w:val="left"/>
+      <w:pPr>
+        <w:tabs>
+          <w:tab w:val="num" w:pos="2880"/>
+        </w:tabs>
+        <w:ind w:left="2880" w:hanging="360"/>
+      </w:pPr>
+      <w:rPr>
+        <w:rFonts w:ascii="Wingdings" w:hAnsi="Wingdings" w:hint="default"/>
+        <w:sz w:val="20"/>
+      </w:rPr>
+    </w:lvl>
+    <w:lvl w:ilvl="4" w:tentative="1">
+      <w:start w:val="1"/>
+      <w:numFmt w:val="bullet"/>
+      <w:lvlText w:val=""/>
+      <w:lvlJc w:val="left"/>
+      <w:pPr>
+        <w:tabs>
+          <w:tab w:val="num" w:pos="3600"/>
+        </w:tabs>
+        <w:ind w:left="3600" w:hanging="360"/>
+      </w:pPr>
+      <w:rPr>
+        <w:rFonts w:ascii="Wingdings" w:hAnsi="Wingdings" w:hint="default"/>
+        <w:sz w:val="20"/>
+      </w:rPr>
+    </w:lvl>
+    <w:lvl w:ilvl="5" w:tentative="1">
+      <w:start w:val="1"/>
+      <w:numFmt w:val="bullet"/>
+      <w:lvlText w:val=""/>
+      <w:lvlJc w:val="left"/>
+      <w:pPr>
+        <w:tabs>
+          <w:tab w:val="num" w:pos="4320"/>
+        </w:tabs>
+        <w:ind w:left="4320" w:hanging="360"/>
+      </w:pPr>
+      <w:rPr>
+        <w:rFonts w:ascii="Wingdings" w:hAnsi="Wingdings" w:hint="default"/>
+        <w:sz w:val="20"/>
+      </w:rPr>
+    </w:lvl>
+    <w:lvl w:ilvl="6" w:tentative="1">
+      <w:start w:val="1"/>
+      <w:numFmt w:val="bullet"/>
+      <w:lvlText w:val=""/>
+      <w:lvlJc w:val="left"/>
+      <w:pPr>
+        <w:tabs>
+          <w:tab w:val="num" w:pos="5040"/>
+        </w:tabs>
+        <w:ind w:left="5040" w:hanging="360"/>
+      </w:pPr>
+      <w:rPr>
+        <w:rFonts w:ascii="Wingdings" w:hAnsi="Wingdings" w:hint="default"/>
+        <w:sz w:val="20"/>
+      </w:rPr>
+    </w:lvl>
+    <w:lvl w:ilvl="7" w:tentative="1">
+      <w:start w:val="1"/>
+      <w:numFmt w:val="bullet"/>
+      <w:lvlText w:val=""/>
+      <w:lvlJc w:val="left"/>
+      <w:pPr>
+        <w:tabs>
+          <w:tab w:val="num" w:pos="5760"/>
+        </w:tabs>
+        <w:ind w:left="5760" w:hanging="360"/>
+      </w:pPr>
+      <w:rPr>
+        <w:rFonts w:ascii="Wingdings" w:hAnsi="Wingdings" w:hint="default"/>
+        <w:sz w:val="20"/>
+      </w:rPr>
+    </w:lvl>
+    <w:lvl w:ilvl="8" w:tentative="1">
+      <w:start w:val="1"/>
+      <w:numFmt w:val="bullet"/>
+      <w:lvlText w:val=""/>
+      <w:lvlJc w:val="left"/>
+      <w:pPr>
+        <w:tabs>
+          <w:tab w:val="num" w:pos="6480"/>
+        </w:tabs>
+        <w:ind w:left="6480" w:hanging="360"/>
+      </w:pPr>
+      <w:rPr>
+        <w:rFonts w:ascii="Wingdings" w:hAnsi="Wingdings" w:hint="default"/>
+        <w:sz w:val="20"/>
+      </w:rPr>
+    </w:lvl>
+  </w:abstractNum>
   <w:num w:numId="1" w16cid:durableId="1455095922">
+    <w:abstractNumId w:val="9"/>
+  </w:num>
+  <w:num w:numId="2" w16cid:durableId="1526483948">
+    <w:abstractNumId w:val="1"/>
+  </w:num>
+  <w:num w:numId="3" w16cid:durableId="1293171180">
+    <w:abstractNumId w:val="7"/>
+  </w:num>
+  <w:num w:numId="4" w16cid:durableId="1238248755">
+    <w:abstractNumId w:val="8"/>
+  </w:num>
+  <w:num w:numId="5" w16cid:durableId="1898661555">
+    <w:abstractNumId w:val="5"/>
+  </w:num>
+  <w:num w:numId="6" w16cid:durableId="1244410608">
+    <w:abstractNumId w:val="11"/>
+  </w:num>
+  <w:num w:numId="7" w16cid:durableId="635109804">
+    <w:abstractNumId w:val="6"/>
+  </w:num>
+  <w:num w:numId="8" w16cid:durableId="1368600812">
+    <w:abstractNumId w:val="3"/>
+  </w:num>
+  <w:num w:numId="9" w16cid:durableId="2123497616">
+    <w:abstractNumId w:val="4"/>
+  </w:num>
+  <w:num w:numId="10" w16cid:durableId="1849902011">
     <w:abstractNumId w:val="0"/>
+  </w:num>
+  <w:num w:numId="11" w16cid:durableId="187761677">
+    <w:abstractNumId w:val="10"/>
+  </w:num>
+  <w:num w:numId="12" w16cid:durableId="369186450">
+    <w:abstractNumId w:val="2"/>
+  </w:num>
+  <w:num w:numId="13" w16cid:durableId="315888765">
+    <w:abstractNumId w:val="12"/>
   </w:num>
 </w:numbering>
 </file>
@@ -1307,7 +5665,6 @@
   <w:style w:type="character" w:default="1" w:styleId="DefaultParagraphFont">
     <w:name w:val="Default Paragraph Font"/>
     <w:uiPriority w:val="1"/>
-    <w:semiHidden/>
     <w:unhideWhenUsed/>
   </w:style>
   <w:style w:type="table" w:default="1" w:styleId="TableNormal">
